--- a/docs/launch/BLITZ-DISTI-PACK-aeo-buyer-series.docx
+++ b/docs/launch/BLITZ-DISTI-PACK-aeo-buyer-series.docx
@@ -30,12 +30,17 @@
     </w:p>
     <w:p>
       <w:r>
-        <w:t>Standing rules applied throughout: the link is always in the body, never "link in the</w:t>
+        <w:t>Standing rules applied throughout: every post carries its link in the body — the</w:t>
       </w:r>
     </w:p>
     <w:p>
       <w:r>
-        <w:t>comments". No cost or expense figure appears anywhere. Every number is one we can</w:t>
+        <w:t>autoposter has no comment API, so there is no other placement, and the copy is written to</w:t>
+      </w:r>
+    </w:p>
+    <w:p>
+      <w:r>
+        <w:t>carry the URL naturally. No cost or expense figure appears anywhere. Every number is one we can</w:t>
       </w:r>
     </w:p>
     <w:p>

--- a/docs/launch/BLITZ-DISTI-PACK-aeo-buyer-series.docx
+++ b/docs/launch/BLITZ-DISTI-PACK-aeo-buyer-series.docx
@@ -11,64 +11,45 @@
       </w:r>
     </w:p>
     <w:p>
+      <w:r>
+        <w:rPr>
+          <w:i/>
+        </w:rPr>
+        <w:t>Each grey block is one post. Select the whole block and copy — no prefixes, no line-break artifacts.</w:t>
+      </w:r>
+    </w:p>
+    <w:p>
       <w:pPr>
-        <w:pStyle w:val="Heading1"/>
+        <w:pStyle w:val="Heading2"/>
       </w:pPr>
       <w:r>
-        <w:t>BLITZ DISTI PACK — AEO buyer series</w:t>
+        <w:t>Standing rules</w:t>
       </w:r>
     </w:p>
     <w:p>
       <w:r>
-        <w:t>Six posts, LinkedIn and X, each with the image to attach. Copy-paste ready. Nothing to</w:t>
+        <w:t>Every post carries its link in the body — the autoposter has no comment API, so there is no other placement, and the copy is written to carry the URL naturally. No cost or expense figure appears anywhere. Every number is reproducible from a stored transcript or a published study; nothing is invented, not even as an example. No claim that other tools "only give you a score".</w:t>
+      </w:r>
+    </w:p>
+    <w:p>
+      <w:pPr>
+        <w:pStyle w:val="Heading2"/>
+      </w:pPr>
+      <w:r>
+        <w:t>Rhythm</w:t>
       </w:r>
     </w:p>
     <w:p>
       <w:r>
-        <w:t>assemble.</w:t>
-      </w:r>
-    </w:p>
-    <w:p>
-      <w:r>
-        <w:t>Standing rules applied throughout: every post carries its link in the body — the</w:t>
-      </w:r>
-    </w:p>
-    <w:p>
-      <w:r>
-        <w:t>autoposter has no comment API, so there is no other placement, and the copy is written to</w:t>
-      </w:r>
-    </w:p>
-    <w:p>
-      <w:r>
-        <w:t>carry the URL naturally. No cost or expense figure appears anywhere. Every number is one we can</w:t>
-      </w:r>
-    </w:p>
-    <w:p>
-      <w:r>
-        <w:t>reproduce from a stored transcript or a published study — nothing is invented, not even</w:t>
-      </w:r>
-    </w:p>
-    <w:p>
-      <w:r>
-        <w:t>as an example. No claim that other tools "only give you a score".</w:t>
+        <w:t>All six can go the same day — async audiences, 20 to 100 readers a post, so order matters more than spacing. If you would rather stagger: 1 and 2 on day one about three hours apart, 3 and 4 on day two, 5 and 6 on day three. Post to LinkedIn first each time, then X about thirty minutes later. The LinkedIn post is canonical; the X post is a pointer.</w:t>
       </w:r>
     </w:p>
     <w:p>
       <w:pPr>
-        <w:pStyle w:val="Heading1"/>
+        <w:pStyle w:val="Heading2"/>
       </w:pPr>
       <w:r>
-        <w:t>THE INDEX — publish in this order</w:t>
-      </w:r>
-    </w:p>
-    <w:p>
-      <w:r>
-        <w:t>Async audiences, 20–100 readers a post, so speed beats spacing. All six can go the same</w:t>
-      </w:r>
-    </w:p>
-    <w:p>
-      <w:r>
-        <w:t>day. The order matters more than the gap.</w:t>
+        <w:t>Publish order</w:t>
       </w:r>
     </w:p>
     <w:tbl>
@@ -78,49 +59,47 @@
         <w:tblLook w:firstColumn="1" w:firstRow="1" w:lastColumn="0" w:lastRow="0" w:noHBand="0" w:noVBand="1" w:val="04A0"/>
       </w:tblPr>
       <w:tblGrid>
-        <w:gridCol w:w="2484"/>
-        <w:gridCol w:w="2484"/>
-        <w:gridCol w:w="2484"/>
-        <w:gridCol w:w="2484"/>
+        <w:gridCol w:w="3216"/>
+        <w:gridCol w:w="3216"/>
+        <w:gridCol w:w="3216"/>
       </w:tblGrid>
       <w:tr>
         <w:tc>
           <w:tcPr>
-            <w:tcW w:type="dxa" w:w="2484"/>
+            <w:tcW w:type="dxa" w:w="3216"/>
           </w:tcPr>
           <w:p>
             <w:r>
+              <w:rPr>
+                <w:b/>
+              </w:rPr>
               <w:t>#</w:t>
             </w:r>
           </w:p>
         </w:tc>
         <w:tc>
           <w:tcPr>
-            <w:tcW w:type="dxa" w:w="2484"/>
+            <w:tcW w:type="dxa" w:w="3216"/>
           </w:tcPr>
           <w:p>
             <w:r>
+              <w:rPr>
+                <w:b/>
+              </w:rPr>
               <w:t>Post</w:t>
             </w:r>
           </w:p>
         </w:tc>
         <w:tc>
           <w:tcPr>
-            <w:tcW w:type="dxa" w:w="2484"/>
+            <w:tcW w:type="dxa" w:w="3216"/>
           </w:tcPr>
           <w:p>
             <w:r>
+              <w:rPr>
+                <w:b/>
+              </w:rPr>
               <w:t>Image to attach</w:t>
-            </w:r>
-          </w:p>
-        </w:tc>
-        <w:tc>
-          <w:tcPr>
-            <w:tcW w:type="dxa" w:w="2484"/>
-          </w:tcPr>
-          <w:p>
-            <w:r>
-              <w:t>Why this position</w:t>
             </w:r>
           </w:p>
         </w:tc>
@@ -128,7 +107,7 @@
       <w:tr>
         <w:tc>
           <w:tcPr>
-            <w:tcW w:type="dxa" w:w="2484"/>
+            <w:tcW w:type="dxa" w:w="3216"/>
           </w:tcPr>
           <w:p>
             <w:r>
@@ -138,7 +117,7 @@
         </w:tc>
         <w:tc>
           <w:tcPr>
-            <w:tcW w:type="dxa" w:w="2484"/>
+            <w:tcW w:type="dxa" w:w="3216"/>
           </w:tcPr>
           <w:p>
             <w:r>
@@ -148,7 +127,7 @@
         </w:tc>
         <w:tc>
           <w:tcPr>
-            <w:tcW w:type="dxa" w:w="2484"/>
+            <w:tcW w:type="dxa" w:w="3216"/>
           </w:tcPr>
           <w:p>
             <w:r>
@@ -156,21 +135,11 @@
             </w:r>
           </w:p>
         </w:tc>
-        <w:tc>
-          <w:tcPr>
-            <w:tcW w:type="dxa" w:w="2484"/>
-          </w:tcPr>
-          <w:p>
-            <w:r>
-              <w:t>Lead with the asset, not the ad. Most linkable, most forwardable, most likely to be cited.</w:t>
-            </w:r>
-          </w:p>
-        </w:tc>
       </w:tr>
       <w:tr>
         <w:tc>
           <w:tcPr>
-            <w:tcW w:type="dxa" w:w="2484"/>
+            <w:tcW w:type="dxa" w:w="3216"/>
           </w:tcPr>
           <w:p>
             <w:r>
@@ -180,7 +149,7 @@
         </w:tc>
         <w:tc>
           <w:tcPr>
-            <w:tcW w:type="dxa" w:w="2484"/>
+            <w:tcW w:type="dxa" w:w="3216"/>
           </w:tcPr>
           <w:p>
             <w:r>
@@ -190,21 +159,11 @@
         </w:tc>
         <w:tc>
           <w:tcPr>
-            <w:tcW w:type="dxa" w:w="2484"/>
+            <w:tcW w:type="dxa" w:w="3216"/>
           </w:tcPr>
           <w:p>
             <w:r>
-              <w:t>/blog/why-ai-doesnt-mention-you/img/primer-og-1200x630.jpg</w:t>
-            </w:r>
-          </w:p>
-        </w:tc>
-        <w:tc>
-          <w:tcPr>
-            <w:tcW w:type="dxa" w:w="2484"/>
-          </w:tcPr>
-          <w:p>
-            <w:r>
-              <w:t>The primer. Strongest numbers, broadest audience, no selling.</w:t>
+              <w:t>primer-og-1200x630.jpg</w:t>
             </w:r>
           </w:p>
         </w:tc>
@@ -212,7 +171,7 @@
       <w:tr>
         <w:tc>
           <w:tcPr>
-            <w:tcW w:type="dxa" w:w="2484"/>
+            <w:tcW w:type="dxa" w:w="3216"/>
           </w:tcPr>
           <w:p>
             <w:r>
@@ -222,7 +181,7 @@
         </w:tc>
         <w:tc>
           <w:tcPr>
-            <w:tcW w:type="dxa" w:w="2484"/>
+            <w:tcW w:type="dxa" w:w="3216"/>
           </w:tcPr>
           <w:p>
             <w:r>
@@ -232,7 +191,7 @@
         </w:tc>
         <w:tc>
           <w:tcPr>
-            <w:tcW w:type="dxa" w:w="2484"/>
+            <w:tcW w:type="dxa" w:w="3216"/>
           </w:tcPr>
           <w:p>
             <w:r>
@@ -240,21 +199,11 @@
             </w:r>
           </w:p>
         </w:tc>
-        <w:tc>
-          <w:tcPr>
-            <w:tcW w:type="dxa" w:w="2484"/>
-          </w:tcPr>
-          <w:p>
-            <w:r>
-              <w:t>Defines the vocabulary the other posts use.</w:t>
-            </w:r>
-          </w:p>
-        </w:tc>
       </w:tr>
       <w:tr>
         <w:tc>
           <w:tcPr>
-            <w:tcW w:type="dxa" w:w="2484"/>
+            <w:tcW w:type="dxa" w:w="3216"/>
           </w:tcPr>
           <w:p>
             <w:r>
@@ -264,7 +213,7 @@
         </w:tc>
         <w:tc>
           <w:tcPr>
-            <w:tcW w:type="dxa" w:w="2484"/>
+            <w:tcW w:type="dxa" w:w="3216"/>
           </w:tcPr>
           <w:p>
             <w:r>
@@ -274,7 +223,7 @@
         </w:tc>
         <w:tc>
           <w:tcPr>
-            <w:tcW w:type="dxa" w:w="2484"/>
+            <w:tcW w:type="dxa" w:w="3216"/>
           </w:tcPr>
           <w:p>
             <w:r>
@@ -282,21 +231,11 @@
             </w:r>
           </w:p>
         </w:tc>
-        <w:tc>
-          <w:tcPr>
-            <w:tcW w:type="dxa" w:w="2484"/>
-          </w:tcPr>
-          <w:p>
-            <w:r>
-              <w:t>The commercial page. Lands better after the standard exists.</w:t>
-            </w:r>
-          </w:p>
-        </w:tc>
       </w:tr>
       <w:tr>
         <w:tc>
           <w:tcPr>
-            <w:tcW w:type="dxa" w:w="2484"/>
+            <w:tcW w:type="dxa" w:w="3216"/>
           </w:tcPr>
           <w:p>
             <w:r>
@@ -306,17 +245,17 @@
         </w:tc>
         <w:tc>
           <w:tcPr>
-            <w:tcW w:type="dxa" w:w="2484"/>
+            <w:tcW w:type="dxa" w:w="3216"/>
           </w:tcPr>
           <w:p>
             <w:r>
-              <w:t>The AEO Buyer's Guide (3 short reads)</w:t>
+              <w:t>The AEO Buyer's Guide — three short reads</w:t>
             </w:r>
           </w:p>
         </w:tc>
         <w:tc>
           <w:tcPr>
-            <w:tcW w:type="dxa" w:w="2484"/>
+            <w:tcW w:type="dxa" w:w="3216"/>
           </w:tcPr>
           <w:p>
             <w:r>
@@ -324,21 +263,11 @@
             </w:r>
           </w:p>
         </w:tc>
-        <w:tc>
-          <w:tcPr>
-            <w:tcW w:type="dxa" w:w="2484"/>
-          </w:tcPr>
-          <w:p>
-            <w:r>
-              <w:t>The catch-all for anyone who missed 1–4.</w:t>
-            </w:r>
-          </w:p>
-        </w:tc>
       </w:tr>
       <w:tr>
         <w:tc>
           <w:tcPr>
-            <w:tcW w:type="dxa" w:w="2484"/>
+            <w:tcW w:type="dxa" w:w="3216"/>
           </w:tcPr>
           <w:p>
             <w:r>
@@ -348,7 +277,7 @@
         </w:tc>
         <w:tc>
           <w:tcPr>
-            <w:tcW w:type="dxa" w:w="2484"/>
+            <w:tcW w:type="dxa" w:w="3216"/>
           </w:tcPr>
           <w:p>
             <w:r>
@@ -358,7 +287,7 @@
         </w:tc>
         <w:tc>
           <w:tcPr>
-            <w:tcW w:type="dxa" w:w="2484"/>
+            <w:tcW w:type="dxa" w:w="3216"/>
           </w:tcPr>
           <w:p>
             <w:r>
@@ -366,41 +295,11 @@
             </w:r>
           </w:p>
         </w:tc>
-        <w:tc>
-          <w:tcPr>
-            <w:tcW w:type="dxa" w:w="2484"/>
-          </w:tcPr>
-          <w:p>
-            <w:r>
-              <w:t>Product mechanics. Last, because it's the only one that's about us.</w:t>
-            </w:r>
-          </w:p>
-        </w:tc>
       </w:tr>
     </w:tbl>
     <w:p>
       <w:r>
-        <w:t>Suggested rhythm if you'd rather not fire all six at once: 1 and 2 on day one about</w:t>
-      </w:r>
-    </w:p>
-    <w:p>
-      <w:r>
-        <w:t>three hours apart, 3 and 4 on day two, 5 and 6 on day three. After that it's the</w:t>
-      </w:r>
-    </w:p>
-    <w:p>
-      <w:r>
-        <w:t>autoposter's job — work order at the end of this document.</w:t>
-      </w:r>
-    </w:p>
-    <w:p>
-      <w:r>
-        <w:t>One rule for all six: post to LinkedIn first, then X about thirty minutes later. The</w:t>
-      </w:r>
-    </w:p>
-    <w:p>
-      <w:r>
-        <w:t>LinkedIn post is the canonical one and the X post is a pointer.</w:t>
+        <w:br w:type="page"/>
       </w:r>
     </w:p>
     <w:p>
@@ -413,198 +312,34 @@
     </w:p>
     <w:p>
       <w:r>
-        <w:t>Image: public/img/buyer-series/aeo-buyers-standard-hero-1600x900.jpg</w:t>
+        <w:rPr>
+          <w:b/>
+        </w:rPr>
+        <w:t xml:space="preserve">Why here: </w:t>
+      </w:r>
+      <w:r>
+        <w:t>Lead with the asset, not the ad. Most linkable, most forwardable, most likely to be cited.</w:t>
       </w:r>
     </w:p>
     <w:p>
       <w:r>
-        <w:t>Link: https://aeoanalyzers.com/aeo-buyers-standard</w:t>
+        <w:rPr>
+          <w:b/>
+        </w:rPr>
+        <w:t xml:space="preserve">Image: </w:t>
       </w:r>
-    </w:p>
-    <w:p>
-      <w:pPr>
-        <w:pStyle w:val="Heading2"/>
-      </w:pPr>
       <w:r>
-        <w:t>LinkedIn</w:t>
-      </w:r>
-    </w:p>
-    <w:p>
-      <w:pPr>
-        <w:ind w:left="432"/>
-      </w:pPr>
-      <w:r>
-        <w:rPr>
-          <w:sz w:val="21"/>
-        </w:rPr>
-        <w:t>We published the standard we think buyers should use to judge AEO software — including</w:t>
-      </w:r>
-    </w:p>
-    <w:p>
-      <w:pPr>
-        <w:ind w:left="432"/>
-      </w:pPr>
-      <w:r>
-        <w:rPr>
-          <w:sz w:val="21"/>
-        </w:rPr>
-        <w:t>us.</w:t>
+        <w:t>public/img/buyer-series/aeo-buyers-standard-hero-1600x900.jpg</w:t>
       </w:r>
     </w:p>
     <w:p>
       <w:r>
-        <w:t>&gt;</w:t>
+        <w:rPr>
+          <w:b/>
+        </w:rPr>
+        <w:t xml:space="preserve">Link: </w:t>
       </w:r>
-    </w:p>
-    <w:p>
-      <w:pPr>
-        <w:ind w:left="432"/>
-      </w:pPr>
       <w:r>
-        <w:rPr>
-          <w:sz w:val="21"/>
-        </w:rPr>
-        <w:t>Seven requirements. Observe, diagnose, remediate, verify, receipts, scale, economics.</w:t>
-      </w:r>
-    </w:p>
-    <w:p>
-      <w:pPr>
-        <w:ind w:left="432"/>
-      </w:pPr>
-      <w:r>
-        <w:rPr>
-          <w:sz w:val="21"/>
-        </w:rPr>
-        <w:t>Thirteen questions to take into a vendor call.</w:t>
-      </w:r>
-    </w:p>
-    <w:p>
-      <w:r>
-        <w:t>&gt;</w:t>
-      </w:r>
-    </w:p>
-    <w:p>
-      <w:pPr>
-        <w:ind w:left="432"/>
-      </w:pPr>
-      <w:r>
-        <w:rPr>
-          <w:sz w:val="21"/>
-        </w:rPr>
-        <w:t>It names no vendor and ranks nothing. Then it scores us against all seven, in full,</w:t>
-      </w:r>
-    </w:p>
-    <w:p>
-      <w:pPr>
-        <w:ind w:left="432"/>
-      </w:pPr>
-      <w:r>
-        <w:rPr>
-          <w:sz w:val="21"/>
-        </w:rPr>
-        <w:t>including the one where we come off worst: scale. We have narrower engine coverage than</w:t>
-      </w:r>
-    </w:p>
-    <w:p>
-      <w:pPr>
-        <w:ind w:left="432"/>
-      </w:pPr>
-      <w:r>
-        <w:rPr>
-          <w:sz w:val="21"/>
-        </w:rPr>
-        <w:t>the big platforms and no multi-brand or SSO tooling, and a portfolio operator should</w:t>
-      </w:r>
-    </w:p>
-    <w:p>
-      <w:pPr>
-        <w:ind w:left="432"/>
-      </w:pPr>
-      <w:r>
-        <w:rPr>
-          <w:sz w:val="21"/>
-        </w:rPr>
-        <w:t>look elsewhere. That's on the page.</w:t>
-      </w:r>
-    </w:p>
-    <w:p>
-      <w:r>
-        <w:t>&gt;</w:t>
-      </w:r>
-    </w:p>
-    <w:p>
-      <w:pPr>
-        <w:ind w:left="432"/>
-      </w:pPr>
-      <w:r>
-        <w:rPr>
-          <w:sz w:val="21"/>
-        </w:rPr>
-        <w:t>The line I'd keep if you keep one: AEO metrics should have receipts. If a dashboard</w:t>
-      </w:r>
-    </w:p>
-    <w:p>
-      <w:pPr>
-        <w:ind w:left="432"/>
-      </w:pPr>
-      <w:r>
-        <w:rPr>
-          <w:sz w:val="21"/>
-        </w:rPr>
-        <w:t>says your visibility is 42%, you should be able to ask 42% of what — which prompts,</w:t>
-      </w:r>
-    </w:p>
-    <w:p>
-      <w:pPr>
-        <w:ind w:left="432"/>
-      </w:pPr>
-      <w:r>
-        <w:rPr>
-          <w:sz w:val="21"/>
-        </w:rPr>
-        <w:t>which engines, which dates, how many runs — and read the answer behind the number.</w:t>
-      </w:r>
-    </w:p>
-    <w:p>
-      <w:r>
-        <w:t>&gt;</w:t>
-      </w:r>
-    </w:p>
-    <w:p>
-      <w:pPr>
-        <w:ind w:left="432"/>
-      </w:pPr>
-      <w:r>
-        <w:rPr>
-          <w:sz w:val="21"/>
-        </w:rPr>
-        <w:t>Take it into a procurement meeting. Use it on us. A standard that only works when it</w:t>
-      </w:r>
-    </w:p>
-    <w:p>
-      <w:pPr>
-        <w:ind w:left="432"/>
-      </w:pPr>
-      <w:r>
-        <w:rPr>
-          <w:sz w:val="21"/>
-        </w:rPr>
-        <w:t>flatters the company that wrote it isn't a standard.</w:t>
-      </w:r>
-    </w:p>
-    <w:p>
-      <w:r>
-        <w:t>&gt;</w:t>
-      </w:r>
-    </w:p>
-    <w:p>
-      <w:pPr>
-        <w:ind w:left="432"/>
-      </w:pPr>
-      <w:r>
-        <w:rPr>
-          <w:sz w:val="21"/>
-        </w:rPr>
         <w:t>https://aeoanalyzers.com/aeo-buyers-standard</w:t>
       </w:r>
     </w:p>
@@ -613,77 +348,120 @@
         <w:pStyle w:val="Heading2"/>
       </w:pPr>
       <w:r>
-        <w:t>X</w:t>
+        <w:t>LinkedIn — select this block and copy</w:t>
       </w:r>
     </w:p>
     <w:p>
       <w:pPr>
-        <w:ind w:left="432"/>
+        <w:spacing w:after="200"/>
+        <w:ind w:left="173" w:right="173"/>
+        <w:shd w:val="clear" w:fill="F2F4F5"/>
       </w:pPr>
       <w:r>
-        <w:rPr>
-          <w:sz w:val="21"/>
-        </w:rPr>
-        <w:t>We published the standard we think buyers should use to judge AEO software — and scored</w:t>
+        <w:t>We published the standard we think buyers should use to judge AEO software — including us.</w:t>
       </w:r>
     </w:p>
     <w:p>
       <w:pPr>
-        <w:ind w:left="432"/>
+        <w:spacing w:after="200"/>
+        <w:ind w:left="173" w:right="173"/>
+        <w:shd w:val="clear" w:fill="F2F4F5"/>
       </w:pPr>
       <w:r>
-        <w:rPr>
-          <w:sz w:val="21"/>
-        </w:rPr>
-        <w:t>ourselves against it, including where we come off worst.</w:t>
+        <w:t>Seven requirements. Observe, diagnose, remediate, verify, receipts, scale, economics. Thirteen questions to take into a vendor call.</w:t>
+      </w:r>
+    </w:p>
+    <w:p>
+      <w:pPr>
+        <w:spacing w:after="200"/>
+        <w:ind w:left="173" w:right="173"/>
+        <w:shd w:val="clear" w:fill="F2F4F5"/>
+      </w:pPr>
+      <w:r>
+        <w:t>It names no vendor and ranks nothing. Then it scores us against all seven, in full, including the one where we come off worst: scale. We have narrower engine coverage than the big platforms and no multi-brand or SSO tooling, and a portfolio operator should look elsewhere. That's on the page.</w:t>
+      </w:r>
+    </w:p>
+    <w:p>
+      <w:pPr>
+        <w:spacing w:after="200"/>
+        <w:ind w:left="173" w:right="173"/>
+        <w:shd w:val="clear" w:fill="F2F4F5"/>
+      </w:pPr>
+      <w:r>
+        <w:t>The line I'd keep if you keep one: AEO metrics should have receipts. If a dashboard says your visibility is 42%, you should be able to ask 42% of what — which prompts, which engines, which dates, how many runs — and read the answer behind the number.</w:t>
+      </w:r>
+    </w:p>
+    <w:p>
+      <w:pPr>
+        <w:spacing w:after="200"/>
+        <w:ind w:left="173" w:right="173"/>
+        <w:shd w:val="clear" w:fill="F2F4F5"/>
+      </w:pPr>
+      <w:r>
+        <w:t>Take it into a procurement meeting. Use it on us. A standard that only works when it flatters the company that wrote it isn't a standard.</w:t>
+      </w:r>
+    </w:p>
+    <w:p>
+      <w:pPr>
+        <w:spacing w:after="320"/>
+        <w:ind w:left="173" w:right="173"/>
+        <w:shd w:val="clear" w:fill="F2F4F5"/>
+      </w:pPr>
+      <w:r>
+        <w:t>https://aeoanalyzers.com/aeo-buyers-standard</w:t>
+      </w:r>
+    </w:p>
+    <w:p>
+      <w:pPr>
+        <w:pStyle w:val="Heading2"/>
+      </w:pPr>
+      <w:r>
+        <w:t>X — select this block and copy</w:t>
+      </w:r>
+    </w:p>
+    <w:p>
+      <w:pPr>
+        <w:spacing w:after="200"/>
+        <w:ind w:left="173" w:right="173"/>
+        <w:shd w:val="clear" w:fill="F2F4F5"/>
+      </w:pPr>
+      <w:r>
+        <w:t>We published the standard we think buyers should use to judge AEO software — and scored ourselves against it, including where we come off worst.</w:t>
+      </w:r>
+    </w:p>
+    <w:p>
+      <w:pPr>
+        <w:spacing w:after="200"/>
+        <w:ind w:left="173" w:right="173"/>
+        <w:shd w:val="clear" w:fill="F2F4F5"/>
+      </w:pPr>
+      <w:r>
+        <w:t>7 requirements. 13 questions. Names no vendor, ranks nothing.</w:t>
+      </w:r>
+    </w:p>
+    <w:p>
+      <w:pPr>
+        <w:spacing w:after="200"/>
+        <w:ind w:left="173" w:right="173"/>
+        <w:shd w:val="clear" w:fill="F2F4F5"/>
+      </w:pPr>
+      <w:r>
+        <w:t>AEO metrics should have receipts.</w:t>
+      </w:r>
+    </w:p>
+    <w:p>
+      <w:pPr>
+        <w:spacing w:after="320"/>
+        <w:ind w:left="173" w:right="173"/>
+        <w:shd w:val="clear" w:fill="F2F4F5"/>
+      </w:pPr>
+      <w:r>
+        <w:t>https://aeoanalyzers.com/aeo-buyers-standard</w:t>
       </w:r>
     </w:p>
     <w:p>
       <w:r>
-        <w:t>&gt;</w:t>
-      </w:r>
-    </w:p>
-    <w:p>
-      <w:pPr>
-        <w:ind w:left="432"/>
-      </w:pPr>
-      <w:r>
-        <w:rPr>
-          <w:sz w:val="21"/>
-        </w:rPr>
-        <w:t>7 requirements. 13 questions. Names no vendor, ranks nothing.</w:t>
-      </w:r>
-    </w:p>
-    <w:p>
-      <w:r>
-        <w:t>&gt;</w:t>
-      </w:r>
-    </w:p>
-    <w:p>
-      <w:pPr>
-        <w:ind w:left="432"/>
-      </w:pPr>
-      <w:r>
-        <w:rPr>
-          <w:sz w:val="21"/>
-        </w:rPr>
-        <w:t>AEO metrics should have receipts.</w:t>
-      </w:r>
-    </w:p>
-    <w:p>
-      <w:r>
-        <w:t>&gt;</w:t>
-      </w:r>
-    </w:p>
-    <w:p>
-      <w:pPr>
-        <w:ind w:left="432"/>
-      </w:pPr>
-      <w:r>
-        <w:rPr>
-          <w:sz w:val="21"/>
-        </w:rPr>
-        <w:t>https://aeoanalyzers.com/aeo-buyers-standard</w:t>
+        <w:br w:type="page"/>
       </w:r>
     </w:p>
     <w:p>
@@ -696,165 +474,34 @@
     </w:p>
     <w:p>
       <w:r>
-        <w:t>Image: public/blog/why-ai-doesnt-mention-you/img/primer-og-1200x630.jpg</w:t>
+        <w:rPr>
+          <w:b/>
+        </w:rPr>
+        <w:t xml:space="preserve">Why here: </w:t>
+      </w:r>
+      <w:r>
+        <w:t>The primer. Widest audience, least commercial, strongest numbers.</w:t>
       </w:r>
     </w:p>
     <w:p>
       <w:r>
-        <w:t>Link: https://aeoanalyzers.com/blog/why-ai-doesnt-mention-you</w:t>
+        <w:rPr>
+          <w:b/>
+        </w:rPr>
+        <w:t xml:space="preserve">Image: </w:t>
       </w:r>
-    </w:p>
-    <w:p>
-      <w:pPr>
-        <w:pStyle w:val="Heading2"/>
-      </w:pPr>
       <w:r>
-        <w:t>LinkedIn</w:t>
-      </w:r>
-    </w:p>
-    <w:p>
-      <w:pPr>
-        <w:ind w:left="432"/>
-      </w:pPr>
-      <w:r>
-        <w:rPr>
-          <w:sz w:val="21"/>
-        </w:rPr>
-        <w:t>You did the work the guides told you to do. Nothing changed.</w:t>
+        <w:t>public/blog/why-ai-doesnt-mention-you/img/primer-og-1200x630.jpg</w:t>
       </w:r>
     </w:p>
     <w:p>
       <w:r>
-        <w:t>&gt;</w:t>
+        <w:rPr>
+          <w:b/>
+        </w:rPr>
+        <w:t xml:space="preserve">Link: </w:t>
       </w:r>
-    </w:p>
-    <w:p>
-      <w:pPr>
-        <w:ind w:left="432"/>
-      </w:pPr>
       <w:r>
-        <w:rPr>
-          <w:sz w:val="21"/>
-        </w:rPr>
-        <w:t>Here's some of what we measured and what the published research says:</w:t>
-      </w:r>
-    </w:p>
-    <w:p>
-      <w:r>
-        <w:t>&gt;</w:t>
-      </w:r>
-    </w:p>
-    <w:p>
-      <w:pPr>
-        <w:ind w:left="432"/>
-      </w:pPr>
-      <w:r>
-        <w:rPr>
-          <w:sz w:val="21"/>
-        </w:rPr>
-        <w:t>→ llms.txt goes unrequested on 97% of the sites that have one</w:t>
-      </w:r>
-    </w:p>
-    <w:p>
-      <w:pPr>
-        <w:ind w:left="432"/>
-      </w:pPr>
-      <w:r>
-        <w:rPr>
-          <w:sz w:val="21"/>
-        </w:rPr>
-        <w:t>→ six of seven AI platforms cannot read your schema at all</w:t>
-      </w:r>
-    </w:p>
-    <w:p>
-      <w:pPr>
-        <w:ind w:left="432"/>
-      </w:pPr>
-      <w:r>
-        <w:rPr>
-          <w:sz w:val="21"/>
-        </w:rPr>
-        <w:t>→ the assistants read different indexes, so being in one doesn't put you in another</w:t>
-      </w:r>
-    </w:p>
-    <w:p>
-      <w:pPr>
-        <w:ind w:left="432"/>
-      </w:pPr>
-      <w:r>
-        <w:rPr>
-          <w:sz w:val="21"/>
-        </w:rPr>
-        <w:t>→ an AI sees roughly the first 200 characters after your h1, and ignores your meta</w:t>
-      </w:r>
-    </w:p>
-    <w:p>
-      <w:pPr>
-        <w:ind w:left="432"/>
-      </w:pPr>
-      <w:r>
-        <w:rPr>
-          <w:sz w:val="21"/>
-        </w:rPr>
-        <w:t>description entirely</w:t>
-      </w:r>
-    </w:p>
-    <w:p>
-      <w:r>
-        <w:t>&gt;</w:t>
-      </w:r>
-    </w:p>
-    <w:p>
-      <w:pPr>
-        <w:ind w:left="432"/>
-      </w:pPr>
-      <w:r>
-        <w:rPr>
-          <w:sz w:val="21"/>
-        </w:rPr>
-        <w:t>That last one is the cheapest fix in this whole field and almost nobody does it.</w:t>
-      </w:r>
-    </w:p>
-    <w:p>
-      <w:r>
-        <w:t>&gt;</w:t>
-      </w:r>
-    </w:p>
-    <w:p>
-      <w:pPr>
-        <w:ind w:left="432"/>
-      </w:pPr>
-      <w:r>
-        <w:rPr>
-          <w:sz w:val="21"/>
-        </w:rPr>
-        <w:t>The piece includes the free self-checks — no tool required — and two of our own</w:t>
-      </w:r>
-    </w:p>
-    <w:p>
-      <w:pPr>
-        <w:ind w:left="432"/>
-      </w:pPr>
-      <w:r>
-        <w:rPr>
-          <w:sz w:val="21"/>
-        </w:rPr>
-        <w:t>failures, because a primer that only lists other people's mistakes isn't worth reading.</w:t>
-      </w:r>
-    </w:p>
-    <w:p>
-      <w:r>
-        <w:t>&gt;</w:t>
-      </w:r>
-    </w:p>
-    <w:p>
-      <w:pPr>
-        <w:ind w:left="432"/>
-      </w:pPr>
-      <w:r>
-        <w:rPr>
-          <w:sz w:val="21"/>
-        </w:rPr>
         <w:t>https://aeoanalyzers.com/blog/why-ai-doesnt-mention-you</w:t>
       </w:r>
     </w:p>
@@ -863,72 +510,126 @@
         <w:pStyle w:val="Heading2"/>
       </w:pPr>
       <w:r>
-        <w:t>X</w:t>
+        <w:t>LinkedIn — select this block and copy</w:t>
       </w:r>
     </w:p>
     <w:p>
       <w:pPr>
-        <w:ind w:left="432"/>
+        <w:spacing w:after="200"/>
+        <w:ind w:left="173" w:right="173"/>
+        <w:shd w:val="clear" w:fill="F2F4F5"/>
       </w:pPr>
       <w:r>
-        <w:rPr>
-          <w:sz w:val="21"/>
-        </w:rPr>
+        <w:t>You did the work the guides told you to do. Nothing changed.</w:t>
+      </w:r>
+    </w:p>
+    <w:p>
+      <w:pPr>
+        <w:spacing w:after="200"/>
+        <w:ind w:left="173" w:right="173"/>
+        <w:shd w:val="clear" w:fill="F2F4F5"/>
+      </w:pPr>
+      <w:r>
+        <w:t>Here's some of what we measured and what the published research says:</w:t>
+      </w:r>
+    </w:p>
+    <w:p>
+      <w:pPr>
+        <w:spacing w:after="200"/>
+        <w:ind w:left="173" w:right="173"/>
+        <w:shd w:val="clear" w:fill="F2F4F5"/>
+      </w:pPr>
+      <w:r>
+        <w:t>→ llms.txt goes unrequested on 97% of the sites that have one</w:t>
+        <w:br/>
+        <w:t>→ six of seven AI platforms cannot read your schema</w:t>
+        <w:br/>
+        <w:t>→ the assistants read different indexes, so being in one doesn't put you in another</w:t>
+        <w:br/>
+        <w:t>→ an AI sees roughly the first 200 characters after your h1, and ignores your meta description entirely</w:t>
+      </w:r>
+    </w:p>
+    <w:p>
+      <w:pPr>
+        <w:spacing w:after="200"/>
+        <w:ind w:left="173" w:right="173"/>
+        <w:shd w:val="clear" w:fill="F2F4F5"/>
+      </w:pPr>
+      <w:r>
+        <w:t>That last one is the cheapest fix in this whole field and almost nobody does it.</w:t>
+      </w:r>
+    </w:p>
+    <w:p>
+      <w:pPr>
+        <w:spacing w:after="200"/>
+        <w:ind w:left="173" w:right="173"/>
+        <w:shd w:val="clear" w:fill="F2F4F5"/>
+      </w:pPr>
+      <w:r>
+        <w:t>The piece includes the free self-checks — no tool required — and two of our own failures, because a primer that only lists other people's mistakes isn't worth reading.</w:t>
+      </w:r>
+    </w:p>
+    <w:p>
+      <w:pPr>
+        <w:spacing w:after="320"/>
+        <w:ind w:left="173" w:right="173"/>
+        <w:shd w:val="clear" w:fill="F2F4F5"/>
+      </w:pPr>
+      <w:r>
+        <w:t>https://aeoanalyzers.com/blog/why-ai-doesnt-mention-you</w:t>
+      </w:r>
+    </w:p>
+    <w:p>
+      <w:pPr>
+        <w:pStyle w:val="Heading2"/>
+      </w:pPr>
+      <w:r>
+        <w:t>X — select this block and copy</w:t>
+      </w:r>
+    </w:p>
+    <w:p>
+      <w:pPr>
+        <w:spacing w:after="200"/>
+        <w:ind w:left="173" w:right="173"/>
+        <w:shd w:val="clear" w:fill="F2F4F5"/>
+      </w:pPr>
+      <w:r>
         <w:t>You did what the AEO guides said. Nothing changed.</w:t>
       </w:r>
     </w:p>
     <w:p>
+      <w:pPr>
+        <w:spacing w:after="200"/>
+        <w:ind w:left="173" w:right="173"/>
+        <w:shd w:val="clear" w:fill="F2F4F5"/>
+      </w:pPr>
       <w:r>
-        <w:t>&gt;</w:t>
+        <w:t>llms.txt unrequested on 97% of sites that have one. 6 of 7 platforms can't read your schema. An AI sees ~200 characters after your h1.</w:t>
       </w:r>
     </w:p>
     <w:p>
       <w:pPr>
-        <w:ind w:left="432"/>
+        <w:spacing w:after="200"/>
+        <w:ind w:left="173" w:right="173"/>
+        <w:shd w:val="clear" w:fill="F2F4F5"/>
       </w:pPr>
       <w:r>
-        <w:rPr>
-          <w:sz w:val="21"/>
-        </w:rPr>
-        <w:t>llms.txt unrequested on 97% of sites that have one. 6 of 7 platforms can't read your</w:t>
-      </w:r>
-    </w:p>
-    <w:p>
-      <w:pPr>
-        <w:ind w:left="432"/>
-      </w:pPr>
-      <w:r>
-        <w:rPr>
-          <w:sz w:val="21"/>
-        </w:rPr>
-        <w:t>schema. An AI sees ~200 characters after your h1.</w:t>
-      </w:r>
-    </w:p>
-    <w:p>
-      <w:r>
-        <w:t>&gt;</w:t>
-      </w:r>
-    </w:p>
-    <w:p>
-      <w:pPr>
-        <w:ind w:left="432"/>
-      </w:pPr>
-      <w:r>
-        <w:rPr>
-          <w:sz w:val="21"/>
-        </w:rPr>
         <w:t>The free self-checks, and two of our own failures:</w:t>
       </w:r>
     </w:p>
     <w:p>
       <w:pPr>
-        <w:ind w:left="432"/>
+        <w:spacing w:after="320"/>
+        <w:ind w:left="173" w:right="173"/>
+        <w:shd w:val="clear" w:fill="F2F4F5"/>
       </w:pPr>
       <w:r>
-        <w:rPr>
-          <w:sz w:val="21"/>
-        </w:rPr>
         <w:t>https://aeoanalyzers.com/blog/why-ai-doesnt-mention-you</w:t>
+      </w:r>
+    </w:p>
+    <w:p>
+      <w:r>
+        <w:br w:type="page"/>
       </w:r>
     </w:p>
     <w:p>
@@ -941,192 +642,34 @@
     </w:p>
     <w:p>
       <w:r>
-        <w:t>Image: public/img/buyer-series/what-should-an-aeo-tool-do-hero-1600x900.jpg</w:t>
+        <w:rPr>
+          <w:b/>
+        </w:rPr>
+        <w:t xml:space="preserve">Why here: </w:t>
+      </w:r>
+      <w:r>
+        <w:t>Defines the vocabulary the rest of the series uses. Teaching, not selling.</w:t>
       </w:r>
     </w:p>
     <w:p>
       <w:r>
-        <w:t>Link: https://aeoanalyzers.com/what-should-an-aeo-tool-do</w:t>
+        <w:rPr>
+          <w:b/>
+        </w:rPr>
+        <w:t xml:space="preserve">Image: </w:t>
       </w:r>
-    </w:p>
-    <w:p>
-      <w:pPr>
-        <w:pStyle w:val="Heading2"/>
-      </w:pPr>
       <w:r>
-        <w:t>LinkedIn</w:t>
-      </w:r>
-    </w:p>
-    <w:p>
-      <w:pPr>
-        <w:ind w:left="432"/>
-      </w:pPr>
-      <w:r>
-        <w:rPr>
-          <w:sz w:val="21"/>
-        </w:rPr>
-        <w:t>"AI visibility" is at least six different outcomes, and the fixes have almost nothing in</w:t>
-      </w:r>
-    </w:p>
-    <w:p>
-      <w:pPr>
-        <w:ind w:left="432"/>
-      </w:pPr>
-      <w:r>
-        <w:rPr>
-          <w:sz w:val="21"/>
-        </w:rPr>
-        <w:t>common.</w:t>
+        <w:t>public/img/buyer-series/what-should-an-aeo-tool-do-hero-1600x900.jpg</w:t>
       </w:r>
     </w:p>
     <w:p>
       <w:r>
-        <w:t>&gt;</w:t>
+        <w:rPr>
+          <w:b/>
+        </w:rPr>
+        <w:t xml:space="preserve">Link: </w:t>
       </w:r>
-    </w:p>
-    <w:p>
-      <w:pPr>
-        <w:ind w:left="432"/>
-      </w:pPr>
       <w:r>
-        <w:rPr>
-          <w:sz w:val="21"/>
-        </w:rPr>
-        <w:t>The engine knows you exist. It mentions you. It links to you. It cites you as a source.</w:t>
-      </w:r>
-    </w:p>
-    <w:p>
-      <w:pPr>
-        <w:ind w:left="432"/>
-      </w:pPr>
-      <w:r>
-        <w:rPr>
-          <w:sz w:val="21"/>
-        </w:rPr>
-        <w:t>It describes you accurately. It recommends you when a buyer never said your name.</w:t>
-      </w:r>
-    </w:p>
-    <w:p>
-      <w:r>
-        <w:t>&gt;</w:t>
-      </w:r>
-    </w:p>
-    <w:p>
-      <w:pPr>
-        <w:ind w:left="432"/>
-      </w:pPr>
-      <w:r>
-        <w:rPr>
-          <w:sz w:val="21"/>
-        </w:rPr>
-        <w:t>Those are not interchangeable wins, and a single blended score hides the difference. A</w:t>
-      </w:r>
-    </w:p>
-    <w:p>
-      <w:pPr>
-        <w:ind w:left="432"/>
-      </w:pPr>
-      <w:r>
-        <w:rPr>
-          <w:sz w:val="21"/>
-        </w:rPr>
-        <w:t>business can be perfectly findable by name and never recommended to anyone — which isn't</w:t>
-      </w:r>
-    </w:p>
-    <w:p>
-      <w:pPr>
-        <w:ind w:left="432"/>
-      </w:pPr>
-      <w:r>
-        <w:rPr>
-          <w:sz w:val="21"/>
-        </w:rPr>
-        <w:t>a weaker version of the same problem. It's a different problem with a different fix.</w:t>
-      </w:r>
-    </w:p>
-    <w:p>
-      <w:r>
-        <w:t>&gt;</w:t>
-      </w:r>
-    </w:p>
-    <w:p>
-      <w:pPr>
-        <w:ind w:left="432"/>
-      </w:pPr>
-      <w:r>
-        <w:rPr>
-          <w:sz w:val="21"/>
-        </w:rPr>
-        <w:t>So before comparing tools, work out which of these four you're actually buying:</w:t>
-      </w:r>
-    </w:p>
-    <w:p>
-      <w:r>
-        <w:t>&gt;</w:t>
-      </w:r>
-    </w:p>
-    <w:p>
-      <w:pPr>
-        <w:ind w:left="432"/>
-      </w:pPr>
-      <w:r>
-        <w:rPr>
-          <w:sz w:val="21"/>
-        </w:rPr>
-        <w:t>Monitoring asks what happened. Diagnosis asks why. Remediation asks what to change.</w:t>
-      </w:r>
-    </w:p>
-    <w:p>
-      <w:pPr>
-        <w:ind w:left="432"/>
-      </w:pPr>
-      <w:r>
-        <w:rPr>
-          <w:sz w:val="21"/>
-        </w:rPr>
-        <w:t>Verification asks whether the change worked.</w:t>
-      </w:r>
-    </w:p>
-    <w:p>
-      <w:r>
-        <w:t>&gt;</w:t>
-      </w:r>
-    </w:p>
-    <w:p>
-      <w:pPr>
-        <w:ind w:left="432"/>
-      </w:pPr>
-      <w:r>
-        <w:rPr>
-          <w:sz w:val="21"/>
-        </w:rPr>
-        <w:t>Most products do more than one. Almost none do all four equally well, and the price</w:t>
-      </w:r>
-    </w:p>
-    <w:p>
-      <w:pPr>
-        <w:ind w:left="432"/>
-      </w:pPr>
-      <w:r>
-        <w:rPr>
-          <w:sz w:val="21"/>
-        </w:rPr>
-        <w:t>rarely tells you which.</w:t>
-      </w:r>
-    </w:p>
-    <w:p>
-      <w:r>
-        <w:t>&gt;</w:t>
-      </w:r>
-    </w:p>
-    <w:p>
-      <w:pPr>
-        <w:ind w:left="432"/>
-      </w:pPr>
-      <w:r>
-        <w:rPr>
-          <w:sz w:val="21"/>
-        </w:rPr>
         <w:t>https://aeoanalyzers.com/what-should-an-aeo-tool-do</w:t>
       </w:r>
     </w:p>
@@ -1135,88 +678,130 @@
         <w:pStyle w:val="Heading2"/>
       </w:pPr>
       <w:r>
-        <w:t>X</w:t>
+        <w:t>LinkedIn — select this block and copy</w:t>
       </w:r>
     </w:p>
     <w:p>
       <w:pPr>
-        <w:ind w:left="432"/>
+        <w:spacing w:after="200"/>
+        <w:ind w:left="173" w:right="173"/>
+        <w:shd w:val="clear" w:fill="F2F4F5"/>
       </w:pPr>
       <w:r>
-        <w:rPr>
-          <w:sz w:val="21"/>
-        </w:rPr>
+        <w:t>"AI visibility" is at least six different outcomes, and the fixes have almost nothing in common.</w:t>
+      </w:r>
+    </w:p>
+    <w:p>
+      <w:pPr>
+        <w:spacing w:after="200"/>
+        <w:ind w:left="173" w:right="173"/>
+        <w:shd w:val="clear" w:fill="F2F4F5"/>
+      </w:pPr>
+      <w:r>
+        <w:t>The engine knows you exist. It mentions you. It links to you. It cites you as a source. It describes you accurately. It recommends you when a buyer never said your name.</w:t>
+      </w:r>
+    </w:p>
+    <w:p>
+      <w:pPr>
+        <w:spacing w:after="200"/>
+        <w:ind w:left="173" w:right="173"/>
+        <w:shd w:val="clear" w:fill="F2F4F5"/>
+      </w:pPr>
+      <w:r>
+        <w:t>Those are not interchangeable wins, and a single blended score hides the difference. A business can be perfectly findable by name and never recommended to anyone — which isn't a weaker version of the same problem. It's a different problem with a different fix.</w:t>
+      </w:r>
+    </w:p>
+    <w:p>
+      <w:pPr>
+        <w:spacing w:after="200"/>
+        <w:ind w:left="173" w:right="173"/>
+        <w:shd w:val="clear" w:fill="F2F4F5"/>
+      </w:pPr>
+      <w:r>
+        <w:t>So before comparing tools, work out which of these four you're actually buying:</w:t>
+      </w:r>
+    </w:p>
+    <w:p>
+      <w:pPr>
+        <w:spacing w:after="200"/>
+        <w:ind w:left="173" w:right="173"/>
+        <w:shd w:val="clear" w:fill="F2F4F5"/>
+      </w:pPr>
+      <w:r>
+        <w:t>Monitoring asks what happened. Diagnosis asks why. Remediation asks what to change. Verification asks whether the change worked.</w:t>
+      </w:r>
+    </w:p>
+    <w:p>
+      <w:pPr>
+        <w:spacing w:after="200"/>
+        <w:ind w:left="173" w:right="173"/>
+        <w:shd w:val="clear" w:fill="F2F4F5"/>
+      </w:pPr>
+      <w:r>
+        <w:t>Most products do more than one. Almost none do all four equally well, and the price rarely tells you which.</w:t>
+      </w:r>
+    </w:p>
+    <w:p>
+      <w:pPr>
+        <w:spacing w:after="320"/>
+        <w:ind w:left="173" w:right="173"/>
+        <w:shd w:val="clear" w:fill="F2F4F5"/>
+      </w:pPr>
+      <w:r>
+        <w:t>https://aeoanalyzers.com/what-should-an-aeo-tool-do</w:t>
+      </w:r>
+    </w:p>
+    <w:p>
+      <w:pPr>
+        <w:pStyle w:val="Heading2"/>
+      </w:pPr>
+      <w:r>
+        <w:t>X — select this block and copy</w:t>
+      </w:r>
+    </w:p>
+    <w:p>
+      <w:pPr>
+        <w:spacing w:after="200"/>
+        <w:ind w:left="173" w:right="173"/>
+        <w:shd w:val="clear" w:fill="F2F4F5"/>
+      </w:pPr>
+      <w:r>
         <w:t>"AI visibility" is six different outcomes with almost nothing in common.</w:t>
       </w:r>
     </w:p>
     <w:p>
+      <w:pPr>
+        <w:spacing w:after="200"/>
+        <w:ind w:left="173" w:right="173"/>
+        <w:shd w:val="clear" w:fill="F2F4F5"/>
+      </w:pPr>
       <w:r>
-        <w:t>&gt;</w:t>
+        <w:t>A mention is not a citation. A citation is not a recommendation. Measurement is not diagnosis.</w:t>
       </w:r>
     </w:p>
     <w:p>
       <w:pPr>
-        <w:ind w:left="432"/>
+        <w:spacing w:after="200"/>
+        <w:ind w:left="173" w:right="173"/>
+        <w:shd w:val="clear" w:fill="F2F4F5"/>
       </w:pPr>
       <w:r>
-        <w:rPr>
-          <w:sz w:val="21"/>
-        </w:rPr>
-        <w:t>A mention is not a citation. A citation is not a recommendation. Measurement is not</w:t>
+        <w:t>Monitoring asks what happened. Diagnosis asks why. Remediation asks what to change. Verification asks if it worked.</w:t>
       </w:r>
     </w:p>
     <w:p>
       <w:pPr>
-        <w:ind w:left="432"/>
+        <w:spacing w:after="320"/>
+        <w:ind w:left="173" w:right="173"/>
+        <w:shd w:val="clear" w:fill="F2F4F5"/>
       </w:pPr>
       <w:r>
-        <w:rPr>
-          <w:sz w:val="21"/>
-        </w:rPr>
-        <w:t>diagnosis.</w:t>
+        <w:t>https://aeoanalyzers.com/what-should-an-aeo-tool-do</w:t>
       </w:r>
     </w:p>
     <w:p>
       <w:r>
-        <w:t>&gt;</w:t>
-      </w:r>
-    </w:p>
-    <w:p>
-      <w:pPr>
-        <w:ind w:left="432"/>
-      </w:pPr>
-      <w:r>
-        <w:rPr>
-          <w:sz w:val="21"/>
-        </w:rPr>
-        <w:t>Monitoring asks what happened. Diagnosis asks why. Remediation asks what to change.</w:t>
-      </w:r>
-    </w:p>
-    <w:p>
-      <w:pPr>
-        <w:ind w:left="432"/>
-      </w:pPr>
-      <w:r>
-        <w:rPr>
-          <w:sz w:val="21"/>
-        </w:rPr>
-        <w:t>Verification asks if it worked.</w:t>
-      </w:r>
-    </w:p>
-    <w:p>
-      <w:r>
-        <w:t>&gt;</w:t>
-      </w:r>
-    </w:p>
-    <w:p>
-      <w:pPr>
-        <w:ind w:left="432"/>
-      </w:pPr>
-      <w:r>
-        <w:rPr>
-          <w:sz w:val="21"/>
-        </w:rPr>
-        <w:t>https://aeoanalyzers.com/what-should-an-aeo-tool-do</w:t>
+        <w:br w:type="page"/>
       </w:r>
     </w:p>
     <w:p>
@@ -1229,187 +814,34 @@
     </w:p>
     <w:p>
       <w:r>
-        <w:t>Image: public/img/buyer-series/best-aeo-tools-hero-1600x900.jpg</w:t>
+        <w:rPr>
+          <w:b/>
+        </w:rPr>
+        <w:t xml:space="preserve">Why here: </w:t>
+      </w:r>
+      <w:r>
+        <w:t>The commercial page. Lands better after the standard exists. Always disclose we make one of these tools.</w:t>
       </w:r>
     </w:p>
     <w:p>
       <w:r>
-        <w:t>Link: https://aeoanalyzers.com/best-aeo-tools</w:t>
+        <w:rPr>
+          <w:b/>
+        </w:rPr>
+        <w:t xml:space="preserve">Image: </w:t>
       </w:r>
-    </w:p>
-    <w:p>
-      <w:pPr>
-        <w:pStyle w:val="Heading2"/>
-      </w:pPr>
       <w:r>
-        <w:t>LinkedIn</w:t>
-      </w:r>
-    </w:p>
-    <w:p>
-      <w:pPr>
-        <w:ind w:left="432"/>
-      </w:pPr>
-      <w:r>
-        <w:rPr>
-          <w:sz w:val="21"/>
-        </w:rPr>
-        <w:t>We wrote the comparison of our own category, and we don't name a winner.</w:t>
+        <w:t>public/img/buyer-series/best-aeo-tools-hero-1600x900.jpg</w:t>
       </w:r>
     </w:p>
     <w:p>
       <w:r>
-        <w:t>&gt;</w:t>
+        <w:rPr>
+          <w:b/>
+        </w:rPr>
+        <w:t xml:space="preserve">Link: </w:t>
       </w:r>
-    </w:p>
-    <w:p>
-      <w:pPr>
-        <w:ind w:left="432"/>
-      </w:pPr>
       <w:r>
-        <w:rPr>
-          <w:sz w:val="21"/>
-        </w:rPr>
-        <w:t>Profound, Peec AI, Otterly AI, Scrunch AI, AthenaHQ, Rankscale, SE Ranking — and us.</w:t>
-      </w:r>
-    </w:p>
-    <w:p>
-      <w:pPr>
-        <w:ind w:left="432"/>
-      </w:pPr>
-      <w:r>
-        <w:rPr>
-          <w:sz w:val="21"/>
-        </w:rPr>
-        <w:t>Compared on seven purchasing requirements rather than feature counts.</w:t>
-      </w:r>
-    </w:p>
-    <w:p>
-      <w:r>
-        <w:t>&gt;</w:t>
-      </w:r>
-    </w:p>
-    <w:p>
-      <w:pPr>
-        <w:ind w:left="432"/>
-      </w:pPr>
-      <w:r>
-        <w:rPr>
-          <w:sz w:val="21"/>
-        </w:rPr>
-        <w:t>Three things we made ourselves do:</w:t>
-      </w:r>
-    </w:p>
-    <w:p>
-      <w:r>
-        <w:t>&gt;</w:t>
-      </w:r>
-    </w:p>
-    <w:p>
-      <w:pPr>
-        <w:ind w:left="432"/>
-      </w:pPr>
-      <w:r>
-        <w:rPr>
-          <w:sz w:val="21"/>
-        </w:rPr>
-        <w:t>→ Every competitor fact carries the date it was verified and links to that vendor's own</w:t>
-      </w:r>
-    </w:p>
-    <w:p>
-      <w:pPr>
-        <w:ind w:left="432"/>
-      </w:pPr>
-      <w:r>
-        <w:rPr>
-          <w:sz w:val="21"/>
-        </w:rPr>
-        <w:t>published page. Nothing from another comparison site, nothing from memory.</w:t>
-      </w:r>
-    </w:p>
-    <w:p>
-      <w:pPr>
-        <w:ind w:left="432"/>
-      </w:pPr>
-      <w:r>
-        <w:rPr>
-          <w:sz w:val="21"/>
-        </w:rPr>
-        <w:t>→ We say plainly where each one is the better choice. Need breadth across many engines</w:t>
-      </w:r>
-    </w:p>
-    <w:p>
-      <w:pPr>
-        <w:ind w:left="432"/>
-      </w:pPr>
-      <w:r>
-        <w:rPr>
-          <w:sz w:val="21"/>
-        </w:rPr>
-        <w:t>and regions? That's Rankscale. Want SEO and GEO in one suite? SE Ranking. Agent</w:t>
-      </w:r>
-    </w:p>
-    <w:p>
-      <w:pPr>
-        <w:ind w:left="432"/>
-      </w:pPr>
-      <w:r>
-        <w:rPr>
-          <w:sz w:val="21"/>
-        </w:rPr>
-        <w:t>infrastructure? Scrunch.</w:t>
-      </w:r>
-    </w:p>
-    <w:p>
-      <w:pPr>
-        <w:ind w:left="432"/>
-      </w:pPr>
-      <w:r>
-        <w:rPr>
-          <w:sz w:val="21"/>
-        </w:rPr>
-        <w:t>→ We say where we're the weaker fit, which is any portfolio-scale operation.</w:t>
-      </w:r>
-    </w:p>
-    <w:p>
-      <w:r>
-        <w:t>&gt;</w:t>
-      </w:r>
-    </w:p>
-    <w:p>
-      <w:pPr>
-        <w:ind w:left="432"/>
-      </w:pPr>
-      <w:r>
-        <w:rPr>
-          <w:sz w:val="21"/>
-        </w:rPr>
-        <w:t>We make one of these tools and the page says so in the first paragraph. Treat it as</w:t>
-      </w:r>
-    </w:p>
-    <w:p>
-      <w:pPr>
-        <w:ind w:left="432"/>
-      </w:pPr>
-      <w:r>
-        <w:rPr>
-          <w:sz w:val="21"/>
-        </w:rPr>
-        <w:t>interested testimony and check it — every claim is dated and sourced so that you can.</w:t>
-      </w:r>
-    </w:p>
-    <w:p>
-      <w:r>
-        <w:t>&gt;</w:t>
-      </w:r>
-    </w:p>
-    <w:p>
-      <w:pPr>
-        <w:ind w:left="432"/>
-      </w:pPr>
-      <w:r>
-        <w:rPr>
-          <w:sz w:val="21"/>
-        </w:rPr>
         <w:t>https://aeoanalyzers.com/best-aeo-tools</w:t>
       </w:r>
     </w:p>
@@ -1418,77 +850,124 @@
         <w:pStyle w:val="Heading2"/>
       </w:pPr>
       <w:r>
-        <w:t>X</w:t>
+        <w:t>LinkedIn — select this block and copy</w:t>
       </w:r>
     </w:p>
     <w:p>
       <w:pPr>
-        <w:ind w:left="432"/>
+        <w:spacing w:after="200"/>
+        <w:ind w:left="173" w:right="173"/>
+        <w:shd w:val="clear" w:fill="F2F4F5"/>
       </w:pPr>
       <w:r>
-        <w:rPr>
-          <w:sz w:val="21"/>
-        </w:rPr>
+        <w:t>We wrote the comparison of our own category, and we don't name a winner.</w:t>
+      </w:r>
+    </w:p>
+    <w:p>
+      <w:pPr>
+        <w:spacing w:after="200"/>
+        <w:ind w:left="173" w:right="173"/>
+        <w:shd w:val="clear" w:fill="F2F4F5"/>
+      </w:pPr>
+      <w:r>
+        <w:t>Profound, Peec AI, Otterly AI, Scrunch AI, AthenaHQ, Rankscale, SE Ranking — and us. Compared on seven purchasing requirements rather than feature counts.</w:t>
+      </w:r>
+    </w:p>
+    <w:p>
+      <w:pPr>
+        <w:spacing w:after="200"/>
+        <w:ind w:left="173" w:right="173"/>
+        <w:shd w:val="clear" w:fill="F2F4F5"/>
+      </w:pPr>
+      <w:r>
+        <w:t>Three things we made ourselves do:</w:t>
+      </w:r>
+    </w:p>
+    <w:p>
+      <w:pPr>
+        <w:spacing w:after="200"/>
+        <w:ind w:left="173" w:right="173"/>
+        <w:shd w:val="clear" w:fill="F2F4F5"/>
+      </w:pPr>
+      <w:r>
+        <w:t>→ Every competitor fact carries the date it was verified and links to that vendor's own published page. Nothing from another comparison site, nothing from memory.</w:t>
+        <w:br/>
+        <w:t>→ We say plainly where each one is the better choice. Need breadth across many engines and regions? That's Rankscale. Want SEO and GEO in one suite? SE Ranking. Agent infrastructure? Scrunch.</w:t>
+        <w:br/>
+        <w:t>→ We say where we're the weaker fit, which is any portfolio-scale operation.</w:t>
+      </w:r>
+    </w:p>
+    <w:p>
+      <w:pPr>
+        <w:spacing w:after="200"/>
+        <w:ind w:left="173" w:right="173"/>
+        <w:shd w:val="clear" w:fill="F2F4F5"/>
+      </w:pPr>
+      <w:r>
+        <w:t>We make one of these tools and the page says so in the first paragraph. Treat it as interested testimony and check it — every claim is dated and sourced so that you can.</w:t>
+      </w:r>
+    </w:p>
+    <w:p>
+      <w:pPr>
+        <w:spacing w:after="320"/>
+        <w:ind w:left="173" w:right="173"/>
+        <w:shd w:val="clear" w:fill="F2F4F5"/>
+      </w:pPr>
+      <w:r>
+        <w:t>https://aeoanalyzers.com/best-aeo-tools</w:t>
+      </w:r>
+    </w:p>
+    <w:p>
+      <w:pPr>
+        <w:pStyle w:val="Heading2"/>
+      </w:pPr>
+      <w:r>
+        <w:t>X — select this block and copy</w:t>
+      </w:r>
+    </w:p>
+    <w:p>
+      <w:pPr>
+        <w:spacing w:after="200"/>
+        <w:ind w:left="173" w:right="173"/>
+        <w:shd w:val="clear" w:fill="F2F4F5"/>
+      </w:pPr>
+      <w:r>
         <w:t>We wrote the comparison of our own category and named no winner.</w:t>
       </w:r>
     </w:p>
     <w:p>
+      <w:pPr>
+        <w:spacing w:after="200"/>
+        <w:ind w:left="173" w:right="173"/>
+        <w:shd w:val="clear" w:fill="F2F4F5"/>
+      </w:pPr>
       <w:r>
-        <w:t>&gt;</w:t>
+        <w:t>8 tools, 7 purchasing requirements, every competitor fact dated and linked to that vendor's own page.</w:t>
       </w:r>
     </w:p>
     <w:p>
       <w:pPr>
-        <w:ind w:left="432"/>
+        <w:spacing w:after="200"/>
+        <w:ind w:left="173" w:right="173"/>
+        <w:shd w:val="clear" w:fill="F2F4F5"/>
       </w:pPr>
       <w:r>
-        <w:rPr>
-          <w:sz w:val="21"/>
-        </w:rPr>
-        <w:t>8 tools, 7 purchasing requirements, every competitor fact dated and linked to that</w:t>
+        <w:t>Including where we're the weaker choice.</w:t>
       </w:r>
     </w:p>
     <w:p>
       <w:pPr>
-        <w:ind w:left="432"/>
+        <w:spacing w:after="320"/>
+        <w:ind w:left="173" w:right="173"/>
+        <w:shd w:val="clear" w:fill="F2F4F5"/>
       </w:pPr>
       <w:r>
-        <w:rPr>
-          <w:sz w:val="21"/>
-        </w:rPr>
-        <w:t>vendor's own page.</w:t>
+        <w:t>https://aeoanalyzers.com/best-aeo-tools</w:t>
       </w:r>
     </w:p>
     <w:p>
       <w:r>
-        <w:t>&gt;</w:t>
-      </w:r>
-    </w:p>
-    <w:p>
-      <w:pPr>
-        <w:ind w:left="432"/>
-      </w:pPr>
-      <w:r>
-        <w:rPr>
-          <w:sz w:val="21"/>
-        </w:rPr>
-        <w:t>Including where we're the weaker choice.</w:t>
-      </w:r>
-    </w:p>
-    <w:p>
-      <w:r>
-        <w:t>&gt;</w:t>
-      </w:r>
-    </w:p>
-    <w:p>
-      <w:pPr>
-        <w:ind w:left="432"/>
-      </w:pPr>
-      <w:r>
-        <w:rPr>
-          <w:sz w:val="21"/>
-        </w:rPr>
-        <w:t>https://aeoanalyzers.com/best-aeo-tools</w:t>
+        <w:br w:type="page"/>
       </w:r>
     </w:p>
     <w:p>
@@ -1501,149 +980,34 @@
     </w:p>
     <w:p>
       <w:r>
-        <w:t>Image: public/img/buyer-series/aeo-buyers-guide-hero-1600x900.jpg</w:t>
+        <w:rPr>
+          <w:b/>
+        </w:rPr>
+        <w:t xml:space="preserve">Why here: </w:t>
+      </w:r>
+      <w:r>
+        <w:t>The catch-all for anyone who missed 1 to 4. Note: this image is a known mismatch until its replacement is generated.</w:t>
       </w:r>
     </w:p>
     <w:p>
       <w:r>
-        <w:t>Link: https://aeoanalyzers.com/aeo-buyers-guide</w:t>
+        <w:rPr>
+          <w:b/>
+        </w:rPr>
+        <w:t xml:space="preserve">Image: </w:t>
       </w:r>
-    </w:p>
-    <w:p>
-      <w:pPr>
-        <w:pStyle w:val="Heading2"/>
-      </w:pPr>
       <w:r>
-        <w:t>LinkedIn</w:t>
-      </w:r>
-    </w:p>
-    <w:p>
-      <w:pPr>
-        <w:ind w:left="432"/>
-      </w:pPr>
-      <w:r>
-        <w:rPr>
-          <w:sz w:val="21"/>
-        </w:rPr>
-        <w:t>Six minutes, three short reads, and you'll know how to buy AEO software.</w:t>
+        <w:t>public/img/buyer-series/aeo-buyers-guide-hero-1600x900.jpg</w:t>
       </w:r>
     </w:p>
     <w:p>
       <w:r>
-        <w:t>&gt;</w:t>
+        <w:rPr>
+          <w:b/>
+        </w:rPr>
+        <w:t xml:space="preserve">Link: </w:t>
       </w:r>
-    </w:p>
-    <w:p>
-      <w:pPr>
-        <w:ind w:left="432"/>
-      </w:pPr>
       <w:r>
-        <w:rPr>
-          <w:sz w:val="21"/>
-        </w:rPr>
-        <w:t>1. What an AEO tool should actually do — why "AI visibility" is six different outcomes.</w:t>
-      </w:r>
-    </w:p>
-    <w:p>
-      <w:pPr>
-        <w:ind w:left="432"/>
-      </w:pPr>
-      <w:r>
-        <w:rPr>
-          <w:sz w:val="21"/>
-        </w:rPr>
-        <w:t>2. What to require before you buy — seven purchasing requirements and the questions that</w:t>
-      </w:r>
-    </w:p>
-    <w:p>
-      <w:pPr>
-        <w:ind w:left="432"/>
-      </w:pPr>
-      <w:r>
-        <w:rPr>
-          <w:sz w:val="21"/>
-        </w:rPr>
-        <w:t xml:space="preserve">   go with them.</w:t>
-      </w:r>
-    </w:p>
-    <w:p>
-      <w:pPr>
-        <w:ind w:left="432"/>
-      </w:pPr>
-      <w:r>
-        <w:rPr>
-          <w:sz w:val="21"/>
-        </w:rPr>
-        <w:t>3. How to compare the market — why there's no single best tool until you define the job.</w:t>
-      </w:r>
-    </w:p>
-    <w:p>
-      <w:r>
-        <w:t>&gt;</w:t>
-      </w:r>
-    </w:p>
-    <w:p>
-      <w:pPr>
-        <w:ind w:left="432"/>
-      </w:pPr>
-      <w:r>
-        <w:rPr>
-          <w:sz w:val="21"/>
-        </w:rPr>
-        <w:t>Each one is about two minutes and links to the full guide behind it, so you can go as</w:t>
-      </w:r>
-    </w:p>
-    <w:p>
-      <w:pPr>
-        <w:ind w:left="432"/>
-      </w:pPr>
-      <w:r>
-        <w:rPr>
-          <w:sz w:val="21"/>
-        </w:rPr>
-        <w:t>deep as you need and stop when you have what you came for.</w:t>
-      </w:r>
-    </w:p>
-    <w:p>
-      <w:r>
-        <w:t>&gt;</w:t>
-      </w:r>
-    </w:p>
-    <w:p>
-      <w:pPr>
-        <w:ind w:left="432"/>
-      </w:pPr>
-      <w:r>
-        <w:rPr>
-          <w:sz w:val="21"/>
-        </w:rPr>
-        <w:t>Written by a vendor in the category, which the page says at the top. The standard inside</w:t>
-      </w:r>
-    </w:p>
-    <w:p>
-      <w:pPr>
-        <w:ind w:left="432"/>
-      </w:pPr>
-      <w:r>
-        <w:rPr>
-          <w:sz w:val="21"/>
-        </w:rPr>
-        <w:t>it works against us as readily as anyone else — that's the point of publishing it.</w:t>
-      </w:r>
-    </w:p>
-    <w:p>
-      <w:r>
-        <w:t>&gt;</w:t>
-      </w:r>
-    </w:p>
-    <w:p>
-      <w:pPr>
-        <w:ind w:left="432"/>
-      </w:pPr>
-      <w:r>
-        <w:rPr>
-          <w:sz w:val="21"/>
-        </w:rPr>
         <w:t>https://aeoanalyzers.com/aeo-buyers-guide</w:t>
       </w:r>
     </w:p>
@@ -1652,61 +1016,104 @@
         <w:pStyle w:val="Heading2"/>
       </w:pPr>
       <w:r>
-        <w:t>X</w:t>
+        <w:t>LinkedIn — select this block and copy</w:t>
       </w:r>
     </w:p>
     <w:p>
       <w:pPr>
-        <w:ind w:left="432"/>
+        <w:spacing w:after="200"/>
+        <w:ind w:left="173" w:right="173"/>
+        <w:shd w:val="clear" w:fill="F2F4F5"/>
       </w:pPr>
       <w:r>
-        <w:rPr>
-          <w:sz w:val="21"/>
-        </w:rPr>
+        <w:t>Six minutes, three short reads, and you'll know how to buy AEO software.</w:t>
+      </w:r>
+    </w:p>
+    <w:p>
+      <w:pPr>
+        <w:spacing w:after="200"/>
+        <w:ind w:left="173" w:right="173"/>
+        <w:shd w:val="clear" w:fill="F2F4F5"/>
+      </w:pPr>
+      <w:r>
+        <w:t>1. What an AEO tool should actually do — why "AI visibility" is six different outcomes.</w:t>
+        <w:br/>
+        <w:t>2. What to require before you buy — seven purchasing requirements and the questions that go with them.</w:t>
+        <w:br/>
+        <w:t>3. How to compare the market — why there's no single best tool until you define the job.</w:t>
+      </w:r>
+    </w:p>
+    <w:p>
+      <w:pPr>
+        <w:spacing w:after="200"/>
+        <w:ind w:left="173" w:right="173"/>
+        <w:shd w:val="clear" w:fill="F2F4F5"/>
+      </w:pPr>
+      <w:r>
+        <w:t>Each one is about two minutes and links to the full guide behind it, so you can go as deep as you need and stop when you have what you came for.</w:t>
+      </w:r>
+    </w:p>
+    <w:p>
+      <w:pPr>
+        <w:spacing w:after="200"/>
+        <w:ind w:left="173" w:right="173"/>
+        <w:shd w:val="clear" w:fill="F2F4F5"/>
+      </w:pPr>
+      <w:r>
+        <w:t>Written by a vendor in the category, which the page says at the top. The standard inside it works against us as readily as anyone else — that's the point of publishing it.</w:t>
+      </w:r>
+    </w:p>
+    <w:p>
+      <w:pPr>
+        <w:spacing w:after="320"/>
+        <w:ind w:left="173" w:right="173"/>
+        <w:shd w:val="clear" w:fill="F2F4F5"/>
+      </w:pPr>
+      <w:r>
+        <w:t>https://aeoanalyzers.com/aeo-buyers-guide</w:t>
+      </w:r>
+    </w:p>
+    <w:p>
+      <w:pPr>
+        <w:pStyle w:val="Heading2"/>
+      </w:pPr>
+      <w:r>
+        <w:t>X — select this block and copy</w:t>
+      </w:r>
+    </w:p>
+    <w:p>
+      <w:pPr>
+        <w:spacing w:after="200"/>
+        <w:ind w:left="173" w:right="173"/>
+        <w:shd w:val="clear" w:fill="F2F4F5"/>
+      </w:pPr>
+      <w:r>
         <w:t>How to buy AEO software, in six minutes.</w:t>
       </w:r>
     </w:p>
     <w:p>
+      <w:pPr>
+        <w:spacing w:after="200"/>
+        <w:ind w:left="173" w:right="173"/>
+        <w:shd w:val="clear" w:fill="F2F4F5"/>
+      </w:pPr>
       <w:r>
-        <w:t>&gt;</w:t>
+        <w:t>Three two-minute reads: what a tool should do, what to require before you buy, how to compare the market. Each links to the full guide behind it.</w:t>
       </w:r>
     </w:p>
     <w:p>
       <w:pPr>
-        <w:ind w:left="432"/>
+        <w:spacing w:after="320"/>
+        <w:ind w:left="173" w:right="173"/>
+        <w:shd w:val="clear" w:fill="F2F4F5"/>
       </w:pPr>
       <w:r>
-        <w:rPr>
-          <w:sz w:val="21"/>
-        </w:rPr>
-        <w:t>Three two-minute reads: what a tool should do, what to require before you buy, how to</w:t>
-      </w:r>
-    </w:p>
-    <w:p>
-      <w:pPr>
-        <w:ind w:left="432"/>
-      </w:pPr>
-      <w:r>
-        <w:rPr>
-          <w:sz w:val="21"/>
-        </w:rPr>
-        <w:t>compare the market. Each links to the full guide behind it.</w:t>
+        <w:t>https://aeoanalyzers.com/aeo-buyers-guide</w:t>
       </w:r>
     </w:p>
     <w:p>
       <w:r>
-        <w:t>&gt;</w:t>
-      </w:r>
-    </w:p>
-    <w:p>
-      <w:pPr>
-        <w:ind w:left="432"/>
-      </w:pPr>
-      <w:r>
-        <w:rPr>
-          <w:sz w:val="21"/>
-        </w:rPr>
-        <w:t>https://aeoanalyzers.com/aeo-buyers-guide</w:t>
+        <w:br w:type="page"/>
       </w:r>
     </w:p>
     <w:p>
@@ -1719,176 +1126,34 @@
     </w:p>
     <w:p>
       <w:r>
-        <w:t>Image: public/og-blog-how-it-works.png</w:t>
+        <w:rPr>
+          <w:b/>
+        </w:rPr>
+        <w:t xml:space="preserve">Why here: </w:t>
+      </w:r>
+      <w:r>
+        <w:t>Product mechanics. Last, because it's the only one that's about us.</w:t>
       </w:r>
     </w:p>
     <w:p>
       <w:r>
-        <w:t>Link: https://aeoanalyzers.com/blog/how-it-works</w:t>
+        <w:rPr>
+          <w:b/>
+        </w:rPr>
+        <w:t xml:space="preserve">Image: </w:t>
       </w:r>
-    </w:p>
-    <w:p>
-      <w:pPr>
-        <w:pStyle w:val="Heading2"/>
-      </w:pPr>
       <w:r>
-        <w:t>LinkedIn</w:t>
-      </w:r>
-    </w:p>
-    <w:p>
-      <w:pPr>
-        <w:ind w:left="432"/>
-      </w:pPr>
-      <w:r>
-        <w:rPr>
-          <w:sz w:val="21"/>
-        </w:rPr>
-        <w:t>The whole pipeline, drawn. Six diagrams, no algorithms.</w:t>
+        <w:t>public/og-blog-how-it-works.png</w:t>
       </w:r>
     </w:p>
     <w:p>
       <w:r>
-        <w:t>&gt;</w:t>
+        <w:rPr>
+          <w:b/>
+        </w:rPr>
+        <w:t xml:space="preserve">Link: </w:t>
       </w:r>
-    </w:p>
-    <w:p>
-      <w:pPr>
-        <w:ind w:left="432"/>
-      </w:pPr>
       <w:r>
-        <w:rPr>
-          <w:sz w:val="21"/>
-        </w:rPr>
-        <w:t>We read your site. We ask four answer engines your buyers' questions, several times</w:t>
-      </w:r>
-    </w:p>
-    <w:p>
-      <w:pPr>
-        <w:ind w:left="432"/>
-      </w:pPr>
-      <w:r>
-        <w:rPr>
-          <w:sz w:val="21"/>
-        </w:rPr>
-        <w:t>each, with web search on. We keep search-grounded answers separate from ones the model</w:t>
-      </w:r>
-    </w:p>
-    <w:p>
-      <w:pPr>
-        <w:ind w:left="432"/>
-      </w:pPr>
-      <w:r>
-        <w:rPr>
-          <w:sz w:val="21"/>
-        </w:rPr>
-        <w:t>produced from memory, because blending them moves a score invisibly.</w:t>
-      </w:r>
-    </w:p>
-    <w:p>
-      <w:r>
-        <w:t>&gt;</w:t>
-      </w:r>
-    </w:p>
-    <w:p>
-      <w:pPr>
-        <w:ind w:left="432"/>
-      </w:pPr>
-      <w:r>
-        <w:rPr>
-          <w:sz w:val="21"/>
-        </w:rPr>
-        <w:t>Then we score three layers separately rather than blending them into one number:</w:t>
-      </w:r>
-    </w:p>
-    <w:p>
-      <w:pPr>
-        <w:ind w:left="432"/>
-      </w:pPr>
-      <w:r>
-        <w:rPr>
-          <w:sz w:val="21"/>
-        </w:rPr>
-        <w:t>whether an engine finds you when asked by name, whether what it says about you is</w:t>
-      </w:r>
-    </w:p>
-    <w:p>
-      <w:pPr>
-        <w:ind w:left="432"/>
-      </w:pPr>
-      <w:r>
-        <w:rPr>
-          <w:sz w:val="21"/>
-        </w:rPr>
-        <w:t>accurate, and whether it recommends you to a buyer who never said your name.</w:t>
-      </w:r>
-    </w:p>
-    <w:p>
-      <w:r>
-        <w:t>&gt;</w:t>
-      </w:r>
-    </w:p>
-    <w:p>
-      <w:pPr>
-        <w:ind w:left="432"/>
-      </w:pPr>
-      <w:r>
-        <w:rPr>
-          <w:sz w:val="21"/>
-        </w:rPr>
-        <w:t>Every number is backed by a stored transcript. Open any figure, read the answer behind</w:t>
-      </w:r>
-    </w:p>
-    <w:p>
-      <w:pPr>
-        <w:ind w:left="432"/>
-      </w:pPr>
-      <w:r>
-        <w:rPr>
-          <w:sz w:val="21"/>
-        </w:rPr>
-        <w:t>it, and run the same question yourself to check we're telling you the truth.</w:t>
-      </w:r>
-    </w:p>
-    <w:p>
-      <w:r>
-        <w:t>&gt;</w:t>
-      </w:r>
-    </w:p>
-    <w:p>
-      <w:pPr>
-        <w:ind w:left="432"/>
-      </w:pPr>
-      <w:r>
-        <w:rPr>
-          <w:sz w:val="21"/>
-        </w:rPr>
-        <w:t>That last part is the whole design. A number you can't reproduce is a number you can't</w:t>
-      </w:r>
-    </w:p>
-    <w:p>
-      <w:pPr>
-        <w:ind w:left="432"/>
-      </w:pPr>
-      <w:r>
-        <w:rPr>
-          <w:sz w:val="21"/>
-        </w:rPr>
-        <w:t>dispute.</w:t>
-      </w:r>
-    </w:p>
-    <w:p>
-      <w:r>
-        <w:t>&gt;</w:t>
-      </w:r>
-    </w:p>
-    <w:p>
-      <w:pPr>
-        <w:ind w:left="432"/>
-      </w:pPr>
-      <w:r>
-        <w:rPr>
-          <w:sz w:val="21"/>
-        </w:rPr>
         <w:t>https://aeoanalyzers.com/blog/how-it-works</w:t>
       </w:r>
     </w:p>
@@ -1897,77 +1162,110 @@
         <w:pStyle w:val="Heading2"/>
       </w:pPr>
       <w:r>
-        <w:t>X</w:t>
+        <w:t>LinkedIn — select this block and copy</w:t>
       </w:r>
     </w:p>
     <w:p>
       <w:pPr>
-        <w:ind w:left="432"/>
+        <w:spacing w:after="200"/>
+        <w:ind w:left="173" w:right="173"/>
+        <w:shd w:val="clear" w:fill="F2F4F5"/>
       </w:pPr>
       <w:r>
-        <w:rPr>
-          <w:sz w:val="21"/>
-        </w:rPr>
         <w:t>The whole pipeline, drawn. Six diagrams, no algorithms.</w:t>
       </w:r>
     </w:p>
     <w:p>
+      <w:pPr>
+        <w:spacing w:after="200"/>
+        <w:ind w:left="173" w:right="173"/>
+        <w:shd w:val="clear" w:fill="F2F4F5"/>
+      </w:pPr>
       <w:r>
-        <w:t>&gt;</w:t>
+        <w:t>We read your site. We ask four answer engines your buyers' questions, several times each, with web search on. We keep search-grounded answers separate from ones the model produced from memory, because blending them moves a score invisibly.</w:t>
       </w:r>
     </w:p>
     <w:p>
       <w:pPr>
-        <w:ind w:left="432"/>
+        <w:spacing w:after="200"/>
+        <w:ind w:left="173" w:right="173"/>
+        <w:shd w:val="clear" w:fill="F2F4F5"/>
       </w:pPr>
       <w:r>
-        <w:rPr>
-          <w:sz w:val="21"/>
-        </w:rPr>
-        <w:t>Four engines, buyers' questions, several runs each. Search-grounded answers kept</w:t>
+        <w:t>Then we score three layers separately rather than blending them into one number: whether an engine finds you when asked by name, whether what it says about you is accurate, and whether it recommends you to a buyer who never said your name.</w:t>
       </w:r>
     </w:p>
     <w:p>
       <w:pPr>
-        <w:ind w:left="432"/>
+        <w:spacing w:after="200"/>
+        <w:ind w:left="173" w:right="173"/>
+        <w:shd w:val="clear" w:fill="F2F4F5"/>
       </w:pPr>
       <w:r>
-        <w:rPr>
-          <w:sz w:val="21"/>
-        </w:rPr>
-        <w:t>separate from memory. Three layers scored separately, every number backed by a stored</w:t>
+        <w:t>Every number is backed by a stored transcript. Open any figure, read the answer behind it, and run the same question yourself to check we're telling you the truth.</w:t>
       </w:r>
     </w:p>
     <w:p>
       <w:pPr>
-        <w:ind w:left="432"/>
+        <w:spacing w:after="200"/>
+        <w:ind w:left="173" w:right="173"/>
+        <w:shd w:val="clear" w:fill="F2F4F5"/>
       </w:pPr>
       <w:r>
-        <w:rPr>
-          <w:sz w:val="21"/>
-        </w:rPr>
-        <w:t>transcript you can re-run.</w:t>
-      </w:r>
-    </w:p>
-    <w:p>
-      <w:r>
-        <w:t>&gt;</w:t>
+        <w:t>That last part is the whole design. A number you can't reproduce is a number you can't dispute.</w:t>
       </w:r>
     </w:p>
     <w:p>
       <w:pPr>
-        <w:ind w:left="432"/>
+        <w:spacing w:after="320"/>
+        <w:ind w:left="173" w:right="173"/>
+        <w:shd w:val="clear" w:fill="F2F4F5"/>
       </w:pPr>
       <w:r>
-        <w:rPr>
-          <w:sz w:val="21"/>
-        </w:rPr>
+        <w:t>https://aeoanalyzers.com/blog/how-it-works</w:t>
+      </w:r>
+    </w:p>
+    <w:p>
+      <w:pPr>
+        <w:pStyle w:val="Heading2"/>
+      </w:pPr>
+      <w:r>
+        <w:t>X — select this block and copy</w:t>
+      </w:r>
+    </w:p>
+    <w:p>
+      <w:pPr>
+        <w:spacing w:after="200"/>
+        <w:ind w:left="173" w:right="173"/>
+        <w:shd w:val="clear" w:fill="F2F4F5"/>
+      </w:pPr>
+      <w:r>
+        <w:t>The whole pipeline, drawn. Six diagrams, no algorithms.</w:t>
+      </w:r>
+    </w:p>
+    <w:p>
+      <w:pPr>
+        <w:spacing w:after="200"/>
+        <w:ind w:left="173" w:right="173"/>
+        <w:shd w:val="clear" w:fill="F2F4F5"/>
+      </w:pPr>
+      <w:r>
+        <w:t>Four engines, buyers' questions, several runs each. Search-grounded answers kept separate from memory. Three layers scored separately, every number backed by a stored transcript you can re-run.</w:t>
+      </w:r>
+    </w:p>
+    <w:p>
+      <w:pPr>
+        <w:spacing w:after="320"/>
+        <w:ind w:left="173" w:right="173"/>
+        <w:shd w:val="clear" w:fill="F2F4F5"/>
+      </w:pPr>
+      <w:r>
         <w:t>https://aeoanalyzers.com/blog/how-it-works</w:t>
       </w:r>
     </w:p>
     <w:sectPr>
       <w:pgSz w:w="12240" w:h="15840"/>
-      <w:pgMar w:top="1440" w:right="1152" w:bottom="1440" w:left="1152" w:header="720" w:footer="720" w:gutter="0"/>
+      <w:pgMar w:top="1440" w:right="1296" w:bottom="1440" w:left="1296" w:header="720" w:footer="720" w:gutter="0"/>
       <w:cols w:space="720"/>
       <w:docGrid w:linePitch="360"/>
     </w:sectPr>
@@ -2338,6 +1636,10 @@
     <w:name w:val="Normal"/>
     <w:qFormat/>
     <w:rsid w:val="00FC693F"/>
+    <w:rPr>
+      <w:rFonts w:ascii="Calibri" w:hAnsi="Calibri"/>
+      <w:sz w:val="22"/>
+    </w:rPr>
   </w:style>
   <w:style w:type="paragraph" w:styleId="Header">
     <w:name w:val="header"/>

--- a/docs/launch/BLITZ-DISTI-PACK-aeo-buyer-series.docx
+++ b/docs/launch/BLITZ-DISTI-PACK-aeo-buyer-series.docx
@@ -403,12 +403,32 @@
     </w:p>
     <w:p>
       <w:pPr>
+        <w:spacing w:after="200"/>
+        <w:ind w:left="173" w:right="173"/>
+        <w:shd w:val="clear" w:fill="F2F4F5"/>
+      </w:pPr>
+      <w:r>
+        <w:t>If a requirement is missing from the seven, tell me — I'll add it and credit whoever suggested it.</w:t>
+      </w:r>
+    </w:p>
+    <w:p>
+      <w:pPr>
+        <w:spacing w:after="200"/>
+        <w:ind w:left="173" w:right="173"/>
+        <w:shd w:val="clear" w:fill="F2F4F5"/>
+      </w:pPr>
+      <w:r>
+        <w:t>https://aeoanalyzers.com/aeo-buyers-standard</w:t>
+      </w:r>
+    </w:p>
+    <w:p>
+      <w:pPr>
         <w:spacing w:after="320"/>
         <w:ind w:left="173" w:right="173"/>
         <w:shd w:val="clear" w:fill="F2F4F5"/>
       </w:pPr>
       <w:r>
-        <w:t>https://aeoanalyzers.com/aeo-buyers-standard</w:t>
+        <w:t>#AEO #AISearch #GenerativeAI #B2BMarketing #Procurement</w:t>
       </w:r>
     </w:p>
     <w:p>
@@ -571,12 +591,32 @@
     </w:p>
     <w:p>
       <w:pPr>
+        <w:spacing w:after="200"/>
+        <w:ind w:left="173" w:right="173"/>
+        <w:shd w:val="clear" w:fill="F2F4F5"/>
+      </w:pPr>
+      <w:r>
+        <w:t>Run the free self-checks on your own site and tell me what you find. I'll answer anything in the comments.</w:t>
+      </w:r>
+    </w:p>
+    <w:p>
+      <w:pPr>
+        <w:spacing w:after="200"/>
+        <w:ind w:left="173" w:right="173"/>
+        <w:shd w:val="clear" w:fill="F2F4F5"/>
+      </w:pPr>
+      <w:r>
+        <w:t>https://aeoanalyzers.com/blog/why-ai-doesnt-mention-you</w:t>
+      </w:r>
+    </w:p>
+    <w:p>
+      <w:pPr>
         <w:spacing w:after="320"/>
         <w:ind w:left="173" w:right="173"/>
         <w:shd w:val="clear" w:fill="F2F4F5"/>
       </w:pPr>
       <w:r>
-        <w:t>https://aeoanalyzers.com/blog/why-ai-doesnt-mention-you</w:t>
+        <w:t>#AEO #AISearch #SEO #GenerativeEngineOptimization #ContentStrategy</w:t>
       </w:r>
     </w:p>
     <w:p>
@@ -743,12 +783,32 @@
     </w:p>
     <w:p>
       <w:pPr>
+        <w:spacing w:after="200"/>
+        <w:ind w:left="173" w:right="173"/>
+        <w:shd w:val="clear" w:fill="F2F4F5"/>
+      </w:pPr>
+      <w:r>
+        <w:t>Which of those four are you actually paying for? Genuinely curious what people find they bought.</w:t>
+      </w:r>
+    </w:p>
+    <w:p>
+      <w:pPr>
+        <w:spacing w:after="200"/>
+        <w:ind w:left="173" w:right="173"/>
+        <w:shd w:val="clear" w:fill="F2F4F5"/>
+      </w:pPr>
+      <w:r>
+        <w:t>https://aeoanalyzers.com/what-should-an-aeo-tool-do</w:t>
+      </w:r>
+    </w:p>
+    <w:p>
+      <w:pPr>
         <w:spacing w:after="320"/>
         <w:ind w:left="173" w:right="173"/>
         <w:shd w:val="clear" w:fill="F2F4F5"/>
       </w:pPr>
       <w:r>
-        <w:t>https://aeoanalyzers.com/what-should-an-aeo-tool-do</w:t>
+        <w:t>#AEO #GEO #AISearch #MarTech #SEO</w:t>
       </w:r>
     </w:p>
     <w:p>
@@ -777,16 +837,6 @@
       </w:pPr>
       <w:r>
         <w:t>A mention is not a citation. A citation is not a recommendation. Measurement is not diagnosis.</w:t>
-      </w:r>
-    </w:p>
-    <w:p>
-      <w:pPr>
-        <w:spacing w:after="200"/>
-        <w:ind w:left="173" w:right="173"/>
-        <w:shd w:val="clear" w:fill="F2F4F5"/>
-      </w:pPr>
-      <w:r>
-        <w:t>Monitoring asks what happened. Diagnosis asks why. Remediation asks what to change. Verification asks if it worked.</w:t>
       </w:r>
     </w:p>
     <w:p>
@@ -909,12 +959,32 @@
     </w:p>
     <w:p>
       <w:pPr>
+        <w:spacing w:after="200"/>
+        <w:ind w:left="173" w:right="173"/>
+        <w:shd w:val="clear" w:fill="F2F4F5"/>
+      </w:pPr>
+      <w:r>
+        <w:t>If you think we've got a competitor wrong, tell me. Every fact is dated and I'll correct it with a note saying what changed.</w:t>
+      </w:r>
+    </w:p>
+    <w:p>
+      <w:pPr>
+        <w:spacing w:after="200"/>
+        <w:ind w:left="173" w:right="173"/>
+        <w:shd w:val="clear" w:fill="F2F4F5"/>
+      </w:pPr>
+      <w:r>
+        <w:t>https://aeoanalyzers.com/best-aeo-tools</w:t>
+      </w:r>
+    </w:p>
+    <w:p>
+      <w:pPr>
         <w:spacing w:after="320"/>
         <w:ind w:left="173" w:right="173"/>
         <w:shd w:val="clear" w:fill="F2F4F5"/>
       </w:pPr>
       <w:r>
-        <w:t>https://aeoanalyzers.com/best-aeo-tools</w:t>
+        <w:t>#AEO #AISearch #MarTech #B2BSaaS #SEO</w:t>
       </w:r>
     </w:p>
     <w:p>
@@ -1065,12 +1135,32 @@
     </w:p>
     <w:p>
       <w:pPr>
+        <w:spacing w:after="200"/>
+        <w:ind w:left="173" w:right="173"/>
+        <w:shd w:val="clear" w:fill="F2F4F5"/>
+      </w:pPr>
+      <w:r>
+        <w:t>Six minutes. If it saves you one bad vendor call it has paid for itself.</w:t>
+      </w:r>
+    </w:p>
+    <w:p>
+      <w:pPr>
+        <w:spacing w:after="200"/>
+        <w:ind w:left="173" w:right="173"/>
+        <w:shd w:val="clear" w:fill="F2F4F5"/>
+      </w:pPr>
+      <w:r>
+        <w:t>https://aeoanalyzers.com/aeo-buyers-guide</w:t>
+      </w:r>
+    </w:p>
+    <w:p>
+      <w:pPr>
         <w:spacing w:after="320"/>
         <w:ind w:left="173" w:right="173"/>
         <w:shd w:val="clear" w:fill="F2F4F5"/>
       </w:pPr>
       <w:r>
-        <w:t>https://aeoanalyzers.com/aeo-buyers-guide</w:t>
+        <w:t>#AEO #AISearch #Procurement #B2BMarketing #GEO</w:t>
       </w:r>
     </w:p>
     <w:p>
@@ -1217,12 +1307,32 @@
     </w:p>
     <w:p>
       <w:pPr>
+        <w:spacing w:after="200"/>
+        <w:ind w:left="173" w:right="173"/>
+        <w:shd w:val="clear" w:fill="F2F4F5"/>
+      </w:pPr>
+      <w:r>
+        <w:t>Run any of those queries yourself and tell me if you get something different. That is the whole promise.</w:t>
+      </w:r>
+    </w:p>
+    <w:p>
+      <w:pPr>
+        <w:spacing w:after="200"/>
+        <w:ind w:left="173" w:right="173"/>
+        <w:shd w:val="clear" w:fill="F2F4F5"/>
+      </w:pPr>
+      <w:r>
+        <w:t>https://aeoanalyzers.com/blog/how-it-works</w:t>
+      </w:r>
+    </w:p>
+    <w:p>
+      <w:pPr>
         <w:spacing w:after="320"/>
         <w:ind w:left="173" w:right="173"/>
         <w:shd w:val="clear" w:fill="F2F4F5"/>
       </w:pPr>
       <w:r>
-        <w:t>https://aeoanalyzers.com/blog/how-it-works</w:t>
+        <w:t>#AEO #AISearch #Measurement #GenerativeAI #SEO</w:t>
       </w:r>
     </w:p>
     <w:p>

--- a/docs/launch/BLITZ-DISTI-PACK-aeo-buyer-series.docx
+++ b/docs/launch/BLITZ-DISTI-PACK-aeo-buyer-series.docx
@@ -1130,6 +1130,16 @@
         <w:shd w:val="clear" w:fill="F2F4F5"/>
       </w:pPr>
       <w:r>
+        <w:t>The thread running through all three: monitoring is not diagnosis, and diagnosis is not proof.</w:t>
+      </w:r>
+    </w:p>
+    <w:p>
+      <w:pPr>
+        <w:spacing w:after="200"/>
+        <w:ind w:left="173" w:right="173"/>
+        <w:shd w:val="clear" w:fill="F2F4F5"/>
+      </w:pPr>
+      <w:r>
         <w:t>Written by a vendor in the category, which the page says at the top. The standard inside it works against us as readily as anyone else — that's the point of publishing it.</w:t>
       </w:r>
     </w:p>

--- a/docs/launch/BLITZ-DISTI-PACK-aeo-buyer-series.docx
+++ b/docs/launch/BLITZ-DISTI-PACK-aeo-buyer-series.docx
@@ -1282,7 +1282,7 @@
         <w:shd w:val="clear" w:fill="F2F4F5"/>
       </w:pPr>
       <w:r>
-        <w:t>We read your site. We ask four answer engines your buyers' questions, several times each, with web search on. We keep search-grounded answers separate from ones the model produced from memory, because blending them moves a score invisibly.</w:t>
+        <w:t>We read your site. We ask four answer engines your buyers' questions with web search on — one or more times each, depending on how many questions you ask, and the per-cell N is printed on every number. We keep search-grounded answers separate from ones the model produced from memory, because blending them moves a score invisibly.</w:t>
       </w:r>
     </w:p>
     <w:p>
@@ -1370,7 +1370,7 @@
         <w:shd w:val="clear" w:fill="F2F4F5"/>
       </w:pPr>
       <w:r>
-        <w:t>Four engines, buyers' questions, several runs each. Search-grounded answers kept separate from memory. Three layers scored separately, every number backed by a stored transcript you can re-run.</w:t>
+        <w:t>Four engines, buyers' questions, one or more runs each. Search-grounded answers kept separate from memory. Three layers scored separately, every number backed by a stored transcript you can re-run.</w:t>
       </w:r>
     </w:p>
     <w:p>

--- a/docs/launch/BLITZ-DISTI-PACK-aeo-buyer-series.docx
+++ b/docs/launch/BLITZ-DISTI-PACK-aeo-buyer-series.docx
@@ -562,7 +562,7 @@
       <w:r>
         <w:t>→ llms.txt goes unrequested on 97% of the sites that have one</w:t>
         <w:br/>
-        <w:t>→ six of seven AI platforms cannot read your schema</w:t>
+        <w:t>→ six of seven AI platforms show no sign of using your schema when choosing what to cite</w:t>
         <w:br/>
         <w:t>→ the assistants read different indexes, so being in one doesn't put you in another</w:t>
         <w:br/>
@@ -644,7 +644,7 @@
         <w:shd w:val="clear" w:fill="F2F4F5"/>
       </w:pPr>
       <w:r>
-        <w:t>llms.txt unrequested on 97% of sites that have one. 6 of 7 platforms can't read your schema. An AI sees ~200 characters after your h1.</w:t>
+        <w:t>llms.txt unrequested on 97% of sites that have one. 6 of 7 platforms show no sign of using your schema to cite. An AI sees ~200 characters after your h1.</w:t>
       </w:r>
     </w:p>
     <w:p>
@@ -654,7 +654,7 @@
         <w:shd w:val="clear" w:fill="F2F4F5"/>
       </w:pPr>
       <w:r>
-        <w:t>The free self-checks, and two of our own failures:</w:t>
+        <w:t>Free self-checks, and two of our own failures:</w:t>
       </w:r>
     </w:p>
     <w:p>

--- a/docs/launch/BLITZ-DISTI-PACK-aeo-buyer-series.docx
+++ b/docs/launch/BLITZ-DISTI-PACK-aeo-buyer-series.docx
@@ -560,9 +560,9 @@
         <w:shd w:val="clear" w:fill="F2F4F5"/>
       </w:pPr>
       <w:r>
-        <w:t>→ llms.txt goes unrequested on 97% of the sites that have one</w:t>
+        <w:t>→ An Ahrefs study of 137,000 sites found that 97% of the roughly 38,000 llms.txt files among them received no requests at all in May 2026, and an SE Ranking study of about 300,000 domains found no link between having one and being cited by AI.</w:t>
         <w:br/>
-        <w:t>→ six of seven AI platforms show no sign of using your schema when choosing what to cite</w:t>
+        <w:t>→ In a test published by Otterly.ai between December 2025 and March 2026, six of seven AI platforms could not fetch or correctly interpret a page's schema markup when asked, and none used a fact placed only in the schema to answer a question about it.</w:t>
         <w:br/>
         <w:t>→ the assistants read different indexes, so being in one doesn't put you in another</w:t>
         <w:br/>
@@ -634,27 +634,7 @@
         <w:shd w:val="clear" w:fill="F2F4F5"/>
       </w:pPr>
       <w:r>
-        <w:t>You did what the AEO guides said. Nothing changed.</w:t>
-      </w:r>
-    </w:p>
-    <w:p>
-      <w:pPr>
-        <w:spacing w:after="200"/>
-        <w:ind w:left="173" w:right="173"/>
-        <w:shd w:val="clear" w:fill="F2F4F5"/>
-      </w:pPr>
-      <w:r>
-        <w:t>llms.txt unrequested on 97% of sites that have one. 6 of 7 platforms show no sign of using your schema to cite. An AI sees ~200 characters after your h1.</w:t>
-      </w:r>
-    </w:p>
-    <w:p>
-      <w:pPr>
-        <w:spacing w:after="200"/>
-        <w:ind w:left="173" w:right="173"/>
-        <w:shd w:val="clear" w:fill="F2F4F5"/>
-      </w:pPr>
-      <w:r>
-        <w:t>Free self-checks, and two of our own failures:</w:t>
+        <w:t>An Ahrefs study of 137,000 sites found that 97% of the roughly 38,000 llms.txt files among them received no requests at all in May 2026, and an SE Ranking study of about 300,000 domains found no link between having one and being cited by AI.</w:t>
       </w:r>
     </w:p>
     <w:p>

--- a/docs/launch/BLITZ-DISTI-PACK-aeo-buyer-series.docx
+++ b/docs/launch/BLITZ-DISTI-PACK-aeo-buyer-series.docx
@@ -1262,7 +1262,7 @@
         <w:shd w:val="clear" w:fill="F2F4F5"/>
       </w:pPr>
       <w:r>
-        <w:t>We read your site. We ask four answer engines your buyers' questions with web search on — one or more times each, depending on how many questions you ask, and the per-cell N is printed on every number. We keep search-grounded answers separate from ones the model produced from memory, because blending them moves a score invisibly.</w:t>
+        <w:t>We read your site. We ask your buyers' questions with web search on, across five answer engines on Pro and Business and four on the Day Pass — one or more times each, depending on how many questions you ask, and the per-cell N is printed on every number. We keep search-grounded answers separate from ones the model produced from memory, because blending them moves a score invisibly.</w:t>
       </w:r>
     </w:p>
     <w:p>
@@ -1350,7 +1350,7 @@
         <w:shd w:val="clear" w:fill="F2F4F5"/>
       </w:pPr>
       <w:r>
-        <w:t>Four engines, buyers' questions, one or more runs each. Search-grounded answers kept separate from memory. Three layers scored separately, every number backed by a stored transcript you can re-run.</w:t>
+        <w:t>Five answer engines on Pro and Business, four on the Day Pass. Search answers kept apart from memory. Three layers scored separately, each backed by a stored transcript.</w:t>
       </w:r>
     </w:p>
     <w:p>
